--- a/docs/guides/clipboard.docx
+++ b/docs/guides/clipboard.docx
@@ -10,7 +10,7 @@
         <w:t xml:space="preserve">clipboard</w:t>
       </w:r>
     </w:p>
-    <w:bookmarkStart w:id="26" w:name="tmx-clipboard--operator-guide"/>
+    <w:bookmarkStart w:id="28" w:name="tmx-clipboard--operator-guide"/>
     <w:p>
       <w:pPr>
         <w:pStyle w:val="Heading1"/>
@@ -34,7 +34,7 @@
         <w:t xml:space="preserve"> </w:t>
       </w:r>
       <w:r>
-        <w:t xml:space="preserve">1</w:t>
+        <w:t xml:space="preserve">2</w:t>
       </w:r>
       <w:r>
         <w:t xml:space="preserve"> </w:t>
@@ -50,7 +50,7 @@
         <w:t xml:space="preserve"> </w:t>
       </w:r>
       <w:r>
-        <w:t xml:space="preserve">2026-05-28T17:00:00Z</w:t>
+        <w:t xml:space="preserve">2026-05-29T11:40:00Z</w:t>
       </w:r>
       <w:r>
         <w:t xml:space="preserve"> </w:t>
@@ -98,7 +98,22 @@
         <w:t xml:space="preserve"> </w:t>
       </w:r>
       <w:r>
-        <w:t xml:space="preserve">Operator-facing guide for the v1.0.14 / v1.0.15 clipboard surface — multi-line copy-OUT, paste-IN, and modifier-drag selection inside mouse-tracking TUIs (especially Claude Code, vim, less, htop).</w:t>
+        <w:t xml:space="preserve">Operator-facing guide for the v1.0.14 / v1.0.15 / v1.0.17 clipboard surface — multi-line copy-OUT, paste-IN, modifier-drag selection, and the</w:t>
+      </w:r>
+      <w:r>
+        <w:t xml:space="preserve"> </w:t>
+      </w:r>
+      <w:r>
+        <w:rPr>
+          <w:rStyle w:val="VerbatimChar"/>
+        </w:rPr>
+        <w:t xml:space="preserve">prefix m</w:t>
+      </w:r>
+      <w:r>
+        <w:t xml:space="preserve"> </w:t>
+      </w:r>
+      <w:r>
+        <w:t xml:space="preserve">mouse-toggle escape hatch inside mouse-tracking TUIs (especially Claude Code, vim, less, htop).</w:t>
       </w:r>
     </w:p>
     <w:p>
@@ -240,29 +255,82 @@
                 <w:b/>
                 <w:bCs/>
               </w:rPr>
-              <w:t xml:space="preserve">Alt-drag</w:t>
+              <w:t xml:space="preserve">Shift-drag</w:t>
             </w:r>
             <w:r>
               <w:t xml:space="preserve"> </w:t>
             </w:r>
             <w:r>
-              <w:t xml:space="preserve">(macOS) OR</w:t>
-            </w:r>
-            <w:r>
-              <w:t xml:space="preserve"> </w:t>
-            </w:r>
+              <w:t xml:space="preserve">(works on every terminal) — then paste as above</w:t>
+            </w:r>
+          </w:p>
+        </w:tc>
+      </w:tr>
+      <w:tr>
+        <w:tc>
+          <w:tcPr/>
+          <w:p>
+            <w:pPr>
+              <w:pStyle w:val="Compact"/>
+            </w:pPr>
             <w:r>
               <w:rPr>
                 <w:b/>
                 <w:bCs/>
               </w:rPr>
-              <w:t xml:space="preserve">Shift-drag</w:t>
+              <w:t xml:space="preserve">Just let me select with the mouse like a normal terminal</w:t>
+            </w:r>
+          </w:p>
+        </w:tc>
+        <w:tc>
+          <w:tcPr/>
+          <w:p>
+            <w:pPr>
+              <w:pStyle w:val="Compact"/>
+            </w:pPr>
+            <w:r>
+              <w:rPr>
+                <w:rStyle w:val="VerbatimChar"/>
+                <w:b/>
+                <w:bCs/>
+              </w:rPr>
+              <w:t xml:space="preserve">prefix + m</w:t>
             </w:r>
             <w:r>
               <w:t xml:space="preserve"> </w:t>
             </w:r>
             <w:r>
-              <w:t xml:space="preserve">(Linux) — then paste as above</w:t>
+              <w:t xml:space="preserve">to toggle tmux mouse OFF, then drag normally and</w:t>
+            </w:r>
+            <w:r>
+              <w:t xml:space="preserve"> </w:t>
+            </w:r>
+            <w:r>
+              <w:rPr>
+                <w:rStyle w:val="VerbatimChar"/>
+              </w:rPr>
+              <w:t xml:space="preserve">Cmd-C</w:t>
+            </w:r>
+            <w:r>
+              <w:t xml:space="preserve"> </w:t>
+            </w:r>
+            <w:r>
+              <w:t xml:space="preserve">/ right-click → Copy;</w:t>
+            </w:r>
+            <w:r>
+              <w:t xml:space="preserve"> </w:t>
+            </w:r>
+            <w:r>
+              <w:rPr>
+                <w:rStyle w:val="VerbatimChar"/>
+              </w:rPr>
+              <w:t xml:space="preserve">prefix + m</w:t>
+            </w:r>
+            <w:r>
+              <w:t xml:space="preserve"> </w:t>
+            </w:r>
+            <w:r>
+              <w:t xml:space="preserve">again to restore tmux scrollback</w:t>
             </w:r>
           </w:p>
         </w:tc>
@@ -482,7 +550,7 @@
       </w:r>
     </w:p>
     <w:bookmarkEnd w:id="9"/>
-    <w:bookmarkStart w:id="12" w:name="X41840fad9d6ccfc526049e939a0ec2ce022a724"/>
+    <w:bookmarkStart w:id="13" w:name="X41840fad9d6ccfc526049e939a0ec2ce022a724"/>
     <w:p>
       <w:pPr>
         <w:pStyle w:val="Heading2"/>
@@ -840,52 +908,11 @@
               <w:pStyle w:val="Compact"/>
             </w:pPr>
             <w:r>
-              <w:t xml:space="preserve">macOS (Terminal.app, iTerm2, WezTerm, Ghostty, Alacritty)</w:t>
-            </w:r>
-          </w:p>
-        </w:tc>
-        <w:tc>
-          <w:tcPr/>
-          <w:p>
-            <w:pPr>
-              <w:pStyle w:val="Compact"/>
-            </w:pPr>
-            <w:r>
               <w:rPr>
                 <w:b/>
                 <w:bCs/>
               </w:rPr>
-              <w:t xml:space="preserve">Alt-drag</w:t>
-            </w:r>
-            <w:r>
-              <w:t xml:space="preserve"> </w:t>
-            </w:r>
-            <w:r>
-              <w:t xml:space="preserve">(hold Option)</w:t>
-            </w:r>
-          </w:p>
-        </w:tc>
-        <w:tc>
-          <w:tcPr/>
-          <w:p>
-            <w:pPr>
-              <w:pStyle w:val="Compact"/>
-            </w:pPr>
-            <w:r>
-              <w:t xml:space="preserve">Option passes through cleanly on every macOS terminal we tested</w:t>
-            </w:r>
-          </w:p>
-        </w:tc>
-      </w:tr>
-      <w:tr>
-        <w:tc>
-          <w:tcPr/>
-          <w:p>
-            <w:pPr>
-              <w:pStyle w:val="Compact"/>
-            </w:pPr>
-            <w:r>
-              <w:t xml:space="preserve">Linux (gnome-terminal, konsole, xterm, kitty, foot, alacritty)</w:t>
+              <w:t xml:space="preserve">Any OS / any terminal</w:t>
             </w:r>
           </w:p>
         </w:tc>
@@ -911,7 +938,19 @@
               <w:pStyle w:val="Compact"/>
             </w:pPr>
             <w:r>
-              <w:t xml:space="preserve">The natural "select even in mouse-tracking apps" modifier on X11/Wayland; also the modifier most terminals already use to bypass their own mouse handling</w:t>
+              <w:t xml:space="preserve">The most reliable in-tmux gesture: no mainstream terminal claims Shift as a bypass modifier, so Shift-mouse events are forwarded to tmux, which forces copy-mode via</w:t>
+            </w:r>
+            <w:r>
+              <w:t xml:space="preserve"> </w:t>
+            </w:r>
+            <w:r>
+              <w:rPr>
+                <w:rStyle w:val="VerbatimChar"/>
+              </w:rPr>
+              <w:t xml:space="preserve">S-MouseDrag1Pane</w:t>
+            </w:r>
+            <w:r>
+              <w:t xml:space="preserve">. Works on macOS AND Linux.</w:t>
             </w:r>
           </w:p>
         </w:tc>
@@ -924,6 +963,85 @@
               <w:pStyle w:val="Compact"/>
             </w:pPr>
             <w:r>
+              <w:t xml:space="preserve">macOS (Terminal.app, WezTerm, Ghostty, Alacritty)</w:t>
+            </w:r>
+          </w:p>
+        </w:tc>
+        <w:tc>
+          <w:tcPr/>
+          <w:p>
+            <w:pPr>
+              <w:pStyle w:val="Compact"/>
+            </w:pPr>
+            <w:r>
+              <w:t xml:space="preserve">Alt-drag (hold Option) also works</w:t>
+            </w:r>
+          </w:p>
+        </w:tc>
+        <w:tc>
+          <w:tcPr/>
+          <w:p>
+            <w:pPr>
+              <w:pStyle w:val="Compact"/>
+            </w:pPr>
+            <w:r>
+              <w:t xml:space="preserve">Option passes through to tmux on these terminals →</w:t>
+            </w:r>
+            <w:r>
+              <w:t xml:space="preserve"> </w:t>
+            </w:r>
+            <w:r>
+              <w:rPr>
+                <w:rStyle w:val="VerbatimChar"/>
+              </w:rPr>
+              <w:t xml:space="preserve">M-MouseDrag1Pane</w:t>
+            </w:r>
+          </w:p>
+        </w:tc>
+      </w:tr>
+      <w:tr>
+        <w:tc>
+          <w:tcPr/>
+          <w:p>
+            <w:pPr>
+              <w:pStyle w:val="Compact"/>
+            </w:pPr>
+            <w:r>
+              <w:t xml:space="preserve">Linux (gnome-terminal, konsole, xterm, kitty, foot, alacritty)</w:t>
+            </w:r>
+          </w:p>
+        </w:tc>
+        <w:tc>
+          <w:tcPr/>
+          <w:p>
+            <w:pPr>
+              <w:pStyle w:val="Compact"/>
+            </w:pPr>
+            <w:r>
+              <w:t xml:space="preserve">Alt-drag also works</w:t>
+            </w:r>
+          </w:p>
+        </w:tc>
+        <w:tc>
+          <w:tcPr/>
+          <w:p>
+            <w:pPr>
+              <w:pStyle w:val="Compact"/>
+            </w:pPr>
+            <w:r>
+              <w:t xml:space="preserve">Option/Meta forwarded to tmux on X11/Wayland</w:t>
+            </w:r>
+          </w:p>
+        </w:tc>
+      </w:tr>
+      <w:tr>
+        <w:tc>
+          <w:tcPr/>
+          <w:p>
+            <w:pPr>
+              <w:pStyle w:val="Compact"/>
+            </w:pPr>
+            <w:r>
               <w:t xml:space="preserve">Termux on Android</w:t>
             </w:r>
           </w:p>
@@ -954,10 +1072,264 @@
     </w:tbl>
     <w:p>
       <w:pPr>
-        <w:pStyle w:val="BodyText"/>
-      </w:pPr>
-      <w:r>
-        <w:t xml:space="preserve">Either modifier works on either OS — pick whichever your terminal forwards correctly.</w:t>
+        <w:pStyle w:val="BlockText"/>
+      </w:pPr>
+      <w:r>
+        <w:rPr>
+          <w:b/>
+          <w:bCs/>
+        </w:rPr>
+        <w:t xml:space="preserve">iTerm2 caveat (forensic anchor: user report 2026-05-29).</w:t>
+      </w:r>
+      <w:r>
+        <w:t xml:space="preserve"> </w:t>
+      </w:r>
+      <w:r>
+        <w:t xml:space="preserve">With iTerm2's default</w:t>
+      </w:r>
+      <w:r>
+        <w:t xml:space="preserve"> </w:t>
+      </w:r>
+      <w:r>
+        <w:rPr>
+          <w:i/>
+          <w:iCs/>
+        </w:rPr>
+        <w:t xml:space="preserve">Option Key Sends = Normal</w:t>
+      </w:r>
+      <w:r>
+        <w:t xml:space="preserve">, iTerm2 treats</w:t>
+      </w:r>
+      <w:r>
+        <w:t xml:space="preserve"> </w:t>
+      </w:r>
+      <w:r>
+        <w:rPr>
+          <w:b/>
+          <w:bCs/>
+        </w:rPr>
+        <w:t xml:space="preserve">Option-drag as its OWN native-selection bypass</w:t>
+      </w:r>
+      <w:r>
+        <w:t xml:space="preserve"> </w:t>
+      </w:r>
+      <w:r>
+        <w:t xml:space="preserve">— the drag never reaches tmux, so</w:t>
+      </w:r>
+      <w:r>
+        <w:t xml:space="preserve"> </w:t>
+      </w:r>
+      <w:r>
+        <w:rPr>
+          <w:rStyle w:val="VerbatimChar"/>
+        </w:rPr>
+        <w:t xml:space="preserve">M-MouseDrag1Pane</w:t>
+      </w:r>
+      <w:r>
+        <w:t xml:space="preserve"> </w:t>
+      </w:r>
+      <w:r>
+        <w:t xml:space="preserve">does NOT fire. That native iTerm2 selection still works (copy it with</w:t>
+      </w:r>
+      <w:r>
+        <w:t xml:space="preserve"> </w:t>
+      </w:r>
+      <w:r>
+        <w:rPr>
+          <w:rStyle w:val="VerbatimChar"/>
+        </w:rPr>
+        <w:t xml:space="preserve">Cmd-C</w:t>
+      </w:r>
+      <w:r>
+        <w:t xml:space="preserve">), but if you want tmux's copy-mode selection,</w:t>
+      </w:r>
+      <w:r>
+        <w:t xml:space="preserve"> </w:t>
+      </w:r>
+      <w:r>
+        <w:rPr>
+          <w:b/>
+          <w:bCs/>
+        </w:rPr>
+        <w:t xml:space="preserve">use Shift-drag</w:t>
+      </w:r>
+      <w:r>
+        <w:t xml:space="preserve"> </w:t>
+      </w:r>
+      <w:r>
+        <w:t xml:space="preserve">(or the</w:t>
+      </w:r>
+      <w:r>
+        <w:t xml:space="preserve"> </w:t>
+      </w:r>
+      <w:r>
+        <w:rPr>
+          <w:rStyle w:val="VerbatimChar"/>
+        </w:rPr>
+        <w:t xml:space="preserve">prefix m</w:t>
+      </w:r>
+      <w:r>
+        <w:t xml:space="preserve"> </w:t>
+      </w:r>
+      <w:r>
+        <w:t xml:space="preserve">toggle below). This is why Shift is the recommended cross-terminal gesture.</w:t>
+      </w:r>
+    </w:p>
+    <w:bookmarkEnd w:id="11"/>
+    <w:bookmarkStart w:id="12" w:name="X77efddea3e9221c9eb686c9cccf2c345d3ca81b"/>
+    <w:p>
+      <w:pPr>
+        <w:pStyle w:val="Heading3"/>
+      </w:pPr>
+      <w:r>
+        <w:t xml:space="preserve">The simplest, always-works escape:</w:t>
+      </w:r>
+      <w:r>
+        <w:t xml:space="preserve"> </w:t>
+      </w:r>
+      <w:r>
+        <w:rPr>
+          <w:rStyle w:val="VerbatimChar"/>
+        </w:rPr>
+        <w:t xml:space="preserve">prefix + m</w:t>
+      </w:r>
+      <w:r>
+        <w:t xml:space="preserve"> </w:t>
+      </w:r>
+      <w:r>
+        <w:t xml:space="preserve">(v1.0.17)</w:t>
+      </w:r>
+    </w:p>
+    <w:p>
+      <w:pPr>
+        <w:pStyle w:val="FirstParagraph"/>
+      </w:pPr>
+      <w:r>
+        <w:t xml:space="preserve">If you just want to</w:t>
+      </w:r>
+      <w:r>
+        <w:t xml:space="preserve"> </w:t>
+      </w:r>
+      <w:r>
+        <w:rPr>
+          <w:b/>
+          <w:bCs/>
+        </w:rPr>
+        <w:t xml:space="preserve">select and copy with the mouse like a normal terminal</w:t>
+      </w:r>
+      <w:r>
+        <w:t xml:space="preserve"> </w:t>
+      </w:r>
+      <w:r>
+        <w:t xml:space="preserve">— no modifier gymnastics, works identically in Claude Code, vim, plain shell, every terminal:</w:t>
+      </w:r>
+    </w:p>
+    <w:p>
+      <w:pPr>
+        <w:pStyle w:val="SourceCode"/>
+      </w:pPr>
+      <w:r>
+        <w:rPr>
+          <w:rStyle w:val="VerbatimChar"/>
+        </w:rPr>
+        <w:t xml:space="preserve">bind m set -g mouse \; display-message 'mouse #{?mouse,ON …,OFF (use native terminal selection: drag + Cmd-C)}'</w:t>
+      </w:r>
+    </w:p>
+    <w:p>
+      <w:pPr>
+        <w:pStyle w:val="FirstParagraph"/>
+      </w:pPr>
+      <w:r>
+        <w:t xml:space="preserve">Press</w:t>
+      </w:r>
+      <w:r>
+        <w:t xml:space="preserve"> </w:t>
+      </w:r>
+      <w:r>
+        <w:rPr>
+          <w:rStyle w:val="VerbatimChar"/>
+          <w:b/>
+          <w:bCs/>
+        </w:rPr>
+        <w:t xml:space="preserve">prefix m</w:t>
+      </w:r>
+      <w:r>
+        <w:t xml:space="preserve"> </w:t>
+      </w:r>
+      <w:r>
+        <w:t xml:space="preserve">to toggle tmux's mouse handling</w:t>
+      </w:r>
+      <w:r>
+        <w:t xml:space="preserve"> </w:t>
+      </w:r>
+      <w:r>
+        <w:rPr>
+          <w:b/>
+          <w:bCs/>
+        </w:rPr>
+        <w:t xml:space="preserve">OFF</w:t>
+      </w:r>
+      <w:r>
+        <w:t xml:space="preserve">. With mouse off, tmux stops capturing drags entirely, so the</w:t>
+      </w:r>
+      <w:r>
+        <w:t xml:space="preserve"> </w:t>
+      </w:r>
+      <w:r>
+        <w:rPr>
+          <w:b/>
+          <w:bCs/>
+        </w:rPr>
+        <w:t xml:space="preserve">outer terminal's own selection</w:t>
+      </w:r>
+      <w:r>
+        <w:t xml:space="preserve"> </w:t>
+      </w:r>
+      <w:r>
+        <w:t xml:space="preserve">(iTerm2 / Terminal.app / WezTerm / any Linux terminal: click-drag →</w:t>
+      </w:r>
+      <w:r>
+        <w:t xml:space="preserve"> </w:t>
+      </w:r>
+      <w:r>
+        <w:rPr>
+          <w:rStyle w:val="VerbatimChar"/>
+        </w:rPr>
+        <w:t xml:space="preserve">Cmd-C</w:t>
+      </w:r>
+      <w:r>
+        <w:t xml:space="preserve"> </w:t>
+      </w:r>
+      <w:r>
+        <w:t xml:space="preserve">or right-click → Copy) works</w:t>
+      </w:r>
+      <w:r>
+        <w:t xml:space="preserve"> </w:t>
+      </w:r>
+      <w:r>
+        <w:rPr>
+          <w:b/>
+          <w:bCs/>
+        </w:rPr>
+        <w:t xml:space="preserve">everywhere, including inside Claude Code</w:t>
+      </w:r>
+      <w:r>
+        <w:t xml:space="preserve">. Press</w:t>
+      </w:r>
+      <w:r>
+        <w:t xml:space="preserve"> </w:t>
+      </w:r>
+      <w:r>
+        <w:rPr>
+          <w:rStyle w:val="VerbatimChar"/>
+        </w:rPr>
+        <w:t xml:space="preserve">prefix m</w:t>
+      </w:r>
+      <w:r>
+        <w:t xml:space="preserve"> </w:t>
+      </w:r>
+      <w:r>
+        <w:t xml:space="preserve">again to turn mouse back ON and restore tmux scrollback + copy-mode. The status line shows the new state each time. (tmux toggles a flag option when its value is omitted — see Sources verified.)</w:t>
       </w:r>
     </w:p>
     <w:p>
@@ -967,9 +1339,9 @@
         </w:pict>
       </w:r>
     </w:p>
-    <w:bookmarkEnd w:id="11"/>
     <w:bookmarkEnd w:id="12"/>
-    <w:bookmarkStart w:id="13" w:name="X33fbadc69da846a473a05609e47150824c74a92"/>
+    <w:bookmarkEnd w:id="13"/>
+    <w:bookmarkStart w:id="14" w:name="X33fbadc69da846a473a05609e47150824c74a92"/>
     <w:p>
       <w:pPr>
         <w:pStyle w:val="Heading2"/>
@@ -1204,8 +1576,8 @@
         </w:pict>
       </w:r>
     </w:p>
-    <w:bookmarkEnd w:id="13"/>
-    <w:bookmarkStart w:id="14" w:name="X2e4d3f66c4f45f88db386d646d3243e379e26bc"/>
+    <w:bookmarkEnd w:id="14"/>
+    <w:bookmarkStart w:id="15" w:name="X2e4d3f66c4f45f88db386d646d3243e379e26bc"/>
     <w:p>
       <w:pPr>
         <w:pStyle w:val="Heading2"/>
@@ -1459,8 +1831,8 @@
         </w:pict>
       </w:r>
     </w:p>
-    <w:bookmarkEnd w:id="14"/>
-    <w:bookmarkStart w:id="15" w:name="Xeede24950de9a215ed3a61688a6b022e9f5252e"/>
+    <w:bookmarkEnd w:id="15"/>
+    <w:bookmarkStart w:id="16" w:name="Xeede24950de9a215ed3a61688a6b022e9f5252e"/>
     <w:p>
       <w:pPr>
         <w:pStyle w:val="Heading2"/>
@@ -1923,8 +2295,8 @@
         </w:pict>
       </w:r>
     </w:p>
-    <w:bookmarkEnd w:id="15"/>
-    <w:bookmarkStart w:id="16" w:name="X0f82250e26c8b58406dd91cb5ad8bd54e9d2d72"/>
+    <w:bookmarkEnd w:id="16"/>
+    <w:bookmarkStart w:id="17" w:name="X0f82250e26c8b58406dd91cb5ad8bd54e9d2d72"/>
     <w:p>
       <w:pPr>
         <w:pStyle w:val="Heading2"/>
@@ -2333,8 +2705,8 @@
         </w:pict>
       </w:r>
     </w:p>
-    <w:bookmarkEnd w:id="16"/>
-    <w:bookmarkStart w:id="17" w:name="Xdc70d271efa238bb586a0e311fd9ba882af8c79"/>
+    <w:bookmarkEnd w:id="17"/>
+    <w:bookmarkStart w:id="18" w:name="Xdc70d271efa238bb586a0e311fd9ba882af8c79"/>
     <w:p>
       <w:pPr>
         <w:pStyle w:val="Heading2"/>
@@ -2784,8 +3156,8 @@
         </w:pict>
       </w:r>
     </w:p>
-    <w:bookmarkEnd w:id="17"/>
-    <w:bookmarkStart w:id="22" w:name="X9a0cd872aeea42ccc5de6d222bb92ecb3d8d37e"/>
+    <w:bookmarkEnd w:id="18"/>
+    <w:bookmarkStart w:id="23" w:name="X9a0cd872aeea42ccc5de6d222bb92ecb3d8d37e"/>
     <w:p>
       <w:pPr>
         <w:pStyle w:val="Heading2"/>
@@ -2823,7 +3195,7 @@
           <w:numId w:val="1002"/>
         </w:numPr>
       </w:pPr>
-      <w:hyperlink r:id="rId18">
+      <w:hyperlink r:id="rId19">
         <w:r>
           <w:rPr>
             <w:rStyle w:val="VerbatimChar"/>
@@ -2846,7 +3218,7 @@
           <w:numId w:val="1002"/>
         </w:numPr>
       </w:pPr>
-      <w:hyperlink r:id="rId19">
+      <w:hyperlink r:id="rId20">
         <w:r>
           <w:rPr>
             <w:rStyle w:val="VerbatimChar"/>
@@ -2869,7 +3241,7 @@
           <w:numId w:val="1002"/>
         </w:numPr>
       </w:pPr>
-      <w:hyperlink r:id="rId20">
+      <w:hyperlink r:id="rId21">
         <w:r>
           <w:rPr>
             <w:rStyle w:val="VerbatimChar"/>
@@ -2892,7 +3264,7 @@
           <w:numId w:val="1002"/>
         </w:numPr>
       </w:pPr>
-      <w:hyperlink r:id="rId21">
+      <w:hyperlink r:id="rId22">
         <w:r>
           <w:rPr>
             <w:rStyle w:val="VerbatimChar"/>
@@ -2914,14 +3286,14 @@
         </w:pict>
       </w:r>
     </w:p>
-    <w:bookmarkEnd w:id="22"/>
-    <w:bookmarkStart w:id="25" w:name="sources-verified-2026-05-28"/>
+    <w:bookmarkEnd w:id="23"/>
+    <w:bookmarkStart w:id="25" w:name="sources-verified-2026-05-29"/>
     <w:p>
       <w:pPr>
         <w:pStyle w:val="Heading2"/>
       </w:pPr>
       <w:r>
-        <w:t xml:space="preserve">Sources verified 2026-05-28</w:t>
+        <w:t xml:space="preserve">Sources verified 2026-05-29</w:t>
       </w:r>
     </w:p>
     <w:p>
@@ -2937,7 +3309,7 @@
           <w:b/>
           <w:bCs/>
         </w:rPr>
-        <w:t xml:space="preserve">tmux 3.6a man page</w:t>
+        <w:t xml:space="preserve">tmux upstream man page</w:t>
       </w:r>
       <w:r>
         <w:t xml:space="preserve"> </w:t>
@@ -2948,200 +3320,7 @@
       <w:r>
         <w:t xml:space="preserve"> </w:t>
       </w:r>
-      <w:r>
-        <w:rPr>
-          <w:rStyle w:val="VerbatimChar"/>
-        </w:rPr>
-        <w:t xml:space="preserve">man tmux</w:t>
-      </w:r>
-      <w:r>
-        <w:t xml:space="preserve"> </w:t>
-      </w:r>
-      <w:r>
-        <w:t xml:space="preserve">on the host (Mistborn Darwin arm64, tmux 3.6a from</w:t>
-      </w:r>
-      <w:r>
-        <w:t xml:space="preserve"> </w:t>
-      </w:r>
-      <w:r>
-        <w:rPr>
-          <w:rStyle w:val="VerbatimChar"/>
-        </w:rPr>
-        <w:t xml:space="preserve">tmux/build-darwin/bin/tmux</w:t>
-      </w:r>
-      <w:r>
-        <w:t xml:space="preserve">). Confirmed:</w:t>
-      </w:r>
-      <w:r>
-        <w:t xml:space="preserve"> </w:t>
-      </w:r>
-      <w:r>
-        <w:rPr>
-          <w:rStyle w:val="VerbatimChar"/>
-        </w:rPr>
-        <w:t xml:space="preserve">S-</w:t>
-      </w:r>
-      <w:r>
-        <w:t xml:space="preserve"> </w:t>
-      </w:r>
-      <w:r>
-        <w:t xml:space="preserve">/</w:t>
-      </w:r>
-      <w:r>
-        <w:t xml:space="preserve"> </w:t>
-      </w:r>
-      <w:r>
-        <w:rPr>
-          <w:rStyle w:val="VerbatimChar"/>
-        </w:rPr>
-        <w:t xml:space="preserve">M-</w:t>
-      </w:r>
-      <w:r>
-        <w:t xml:space="preserve"> </w:t>
-      </w:r>
-      <w:r>
-        <w:t xml:space="preserve">modifier prefixes for keys including mouse events ("Ctrl keys may be prefixed with</w:t>
-      </w:r>
-      <w:r>
-        <w:t xml:space="preserve"> </w:t>
-      </w:r>
-      <w:r>
-        <w:rPr>
-          <w:rStyle w:val="VerbatimChar"/>
-        </w:rPr>
-        <w:t xml:space="preserve">C-</w:t>
-      </w:r>
-      <w:r>
-        <w:t xml:space="preserve"> </w:t>
-      </w:r>
-      <w:r>
-        <w:t xml:space="preserve">or</w:t>
-      </w:r>
-      <w:r>
-        <w:t xml:space="preserve"> </w:t>
-      </w:r>
-      <w:r>
-        <w:rPr>
-          <w:rStyle w:val="VerbatimChar"/>
-        </w:rPr>
-        <w:t xml:space="preserve">^</w:t>
-      </w:r>
-      <w:r>
-        <w:t xml:space="preserve">, Shift keys with</w:t>
-      </w:r>
-      <w:r>
-        <w:t xml:space="preserve"> </w:t>
-      </w:r>
-      <w:r>
-        <w:rPr>
-          <w:rStyle w:val="VerbatimChar"/>
-        </w:rPr>
-        <w:t xml:space="preserve">S-</w:t>
-      </w:r>
-      <w:r>
-        <w:t xml:space="preserve"> </w:t>
-      </w:r>
-      <w:r>
-        <w:t xml:space="preserve">and Alt (meta) with</w:t>
-      </w:r>
-      <w:r>
-        <w:t xml:space="preserve"> </w:t>
-      </w:r>
-      <w:r>
-        <w:rPr>
-          <w:rStyle w:val="VerbatimChar"/>
-        </w:rPr>
-        <w:t xml:space="preserve">M-</w:t>
-      </w:r>
-      <w:r>
-        <w:t xml:space="preserve">");</w:t>
-      </w:r>
-      <w:r>
-        <w:t xml:space="preserve"> </w:t>
-      </w:r>
-      <w:r>
-        <w:rPr>
-          <w:rStyle w:val="VerbatimChar"/>
-        </w:rPr>
-        <w:t xml:space="preserve">MouseDrag1</w:t>
-      </w:r>
-      <w:r>
-        <w:t xml:space="preserve"> </w:t>
-      </w:r>
-      <w:r>
-        <w:t xml:space="preserve">/</w:t>
-      </w:r>
-      <w:r>
-        <w:t xml:space="preserve"> </w:t>
-      </w:r>
-      <w:r>
-        <w:rPr>
-          <w:rStyle w:val="VerbatimChar"/>
-        </w:rPr>
-        <w:t xml:space="preserve">MouseDragEnd1</w:t>
-      </w:r>
-      <w:r>
-        <w:t xml:space="preserve"> </w:t>
-      </w:r>
-      <w:r>
-        <w:t xml:space="preserve">events listed in MOUSE SUPPORT;</w:t>
-      </w:r>
-      <w:r>
-        <w:t xml:space="preserve"> </w:t>
-      </w:r>
-      <w:r>
-        <w:rPr>
-          <w:rStyle w:val="VerbatimChar"/>
-        </w:rPr>
-        <w:t xml:space="preserve">paste-buffer -p</w:t>
-      </w:r>
-      <w:r>
-        <w:t xml:space="preserve"> </w:t>
-      </w:r>
-      <w:r>
-        <w:t xml:space="preserve">documented as "paste bracket control codes are inserted around the buffer if the application has requested bracketed paste mode"; user options prefixed with</w:t>
-      </w:r>
-      <w:r>
-        <w:t xml:space="preserve"> </w:t>
-      </w:r>
-      <w:r>
-        <w:rPr>
-          <w:rStyle w:val="VerbatimChar"/>
-        </w:rPr>
-        <w:t xml:space="preserve">@</w:t>
-      </w:r>
-      <w:r>
-        <w:t xml:space="preserve"> </w:t>
-      </w:r>
-      <w:r>
-        <w:t xml:space="preserve">are arbitrary and string-typed.</w:t>
-      </w:r>
-    </w:p>
-    <w:p>
-      <w:pPr>
-        <w:pStyle w:val="Compact"/>
-        <w:numPr>
-          <w:ilvl w:val="0"/>
-          <w:numId w:val="1003"/>
-        </w:numPr>
-      </w:pPr>
-      <w:r>
-        <w:rPr>
-          <w:b/>
-          <w:bCs/>
-        </w:rPr>
-        <w:t xml:space="preserve">tmux upstream man page mirror</w:t>
-      </w:r>
-      <w:r>
-        <w:t xml:space="preserve"> </w:t>
-      </w:r>
-      <w:r>
-        <w:t xml:space="preserve">—</w:t>
-      </w:r>
-      <w:r>
-        <w:t xml:space="preserve"> </w:t>
-      </w:r>
-      <w:hyperlink r:id="rId23">
+      <w:hyperlink r:id="rId24">
         <w:r>
           <w:rPr>
             <w:rStyle w:val="Hyperlink"/>
@@ -3153,7 +3332,173 @@
         <w:t xml:space="preserve"> </w:t>
       </w:r>
       <w:r>
-        <w:t xml:space="preserve">(verified 2026-05-28; OpenBSD ships the upstream tmux man page).</w:t>
+        <w:t xml:space="preserve">(re-verified 2026-05-29 via WebFetch, OpenBSD ships the upstream tmux man page). Confirmed for the v1.0.17</w:t>
+      </w:r>
+      <w:r>
+        <w:t xml:space="preserve"> </w:t>
+      </w:r>
+      <w:r>
+        <w:rPr>
+          <w:rStyle w:val="VerbatimChar"/>
+        </w:rPr>
+        <w:t xml:space="preserve">prefix m</w:t>
+      </w:r>
+      <w:r>
+        <w:t xml:space="preserve"> </w:t>
+      </w:r>
+      <w:r>
+        <w:t xml:space="preserve">addition: modifier prefixes "Ctrl keys may be prefixed with</w:t>
+      </w:r>
+      <w:r>
+        <w:t xml:space="preserve"> </w:t>
+      </w:r>
+      <w:r>
+        <w:rPr>
+          <w:rStyle w:val="VerbatimChar"/>
+        </w:rPr>
+        <w:t xml:space="preserve">C-</w:t>
+      </w:r>
+      <w:r>
+        <w:t xml:space="preserve"> </w:t>
+      </w:r>
+      <w:r>
+        <w:t xml:space="preserve">or</w:t>
+      </w:r>
+      <w:r>
+        <w:t xml:space="preserve"> </w:t>
+      </w:r>
+      <w:r>
+        <w:rPr>
+          <w:rStyle w:val="VerbatimChar"/>
+        </w:rPr>
+        <w:t xml:space="preserve">^</w:t>
+      </w:r>
+      <w:r>
+        <w:t xml:space="preserve">, Shift keys with</w:t>
+      </w:r>
+      <w:r>
+        <w:t xml:space="preserve"> </w:t>
+      </w:r>
+      <w:r>
+        <w:rPr>
+          <w:rStyle w:val="VerbatimChar"/>
+        </w:rPr>
+        <w:t xml:space="preserve">S-</w:t>
+      </w:r>
+      <w:r>
+        <w:t xml:space="preserve"> </w:t>
+      </w:r>
+      <w:r>
+        <w:t xml:space="preserve">and Alt (meta) with</w:t>
+      </w:r>
+      <w:r>
+        <w:t xml:space="preserve"> </w:t>
+      </w:r>
+      <w:r>
+        <w:rPr>
+          <w:rStyle w:val="VerbatimChar"/>
+        </w:rPr>
+        <w:t xml:space="preserve">M-</w:t>
+      </w:r>
+      <w:r>
+        <w:t xml:space="preserve">" (validates</w:t>
+      </w:r>
+      <w:r>
+        <w:t xml:space="preserve"> </w:t>
+      </w:r>
+      <w:r>
+        <w:rPr>
+          <w:rStyle w:val="VerbatimChar"/>
+        </w:rPr>
+        <w:t xml:space="preserve">S-MouseDrag1Pane</w:t>
+      </w:r>
+      <w:r>
+        <w:t xml:space="preserve"> </w:t>
+      </w:r>
+      <w:r>
+        <w:t xml:space="preserve">/</w:t>
+      </w:r>
+      <w:r>
+        <w:t xml:space="preserve"> </w:t>
+      </w:r>
+      <w:r>
+        <w:rPr>
+          <w:rStyle w:val="VerbatimChar"/>
+        </w:rPr>
+        <w:t xml:space="preserve">M-MouseDrag1Pane</w:t>
+      </w:r>
+      <w:r>
+        <w:t xml:space="preserve">);</w:t>
+      </w:r>
+      <w:r>
+        <w:t xml:space="preserve"> </w:t>
+      </w:r>
+      <w:r>
+        <w:rPr>
+          <w:rStyle w:val="VerbatimChar"/>
+        </w:rPr>
+        <w:t xml:space="preserve">-M</w:t>
+      </w:r>
+      <w:r>
+        <w:t xml:space="preserve"> </w:t>
+      </w:r>
+      <w:r>
+        <w:t xml:space="preserve">"passes through a mouse event (only valid if bound to a mouse key binding, see MOUSE SUPPORT)"; flag/choice options "can be omitted … to toggle its value" (validates</w:t>
+      </w:r>
+      <w:r>
+        <w:t xml:space="preserve"> </w:t>
+      </w:r>
+      <w:r>
+        <w:rPr>
+          <w:rStyle w:val="VerbatimChar"/>
+        </w:rPr>
+        <w:t xml:space="preserve">set -g mouse</w:t>
+      </w:r>
+      <w:r>
+        <w:t xml:space="preserve"> </w:t>
+      </w:r>
+      <w:r>
+        <w:t xml:space="preserve">with no value as a toggle);</w:t>
+      </w:r>
+      <w:r>
+        <w:t xml:space="preserve"> </w:t>
+      </w:r>
+      <w:r>
+        <w:rPr>
+          <w:rStyle w:val="VerbatimChar"/>
+        </w:rPr>
+        <w:t xml:space="preserve">#{?condition,true,false}</w:t>
+      </w:r>
+      <w:r>
+        <w:t xml:space="preserve"> </w:t>
+      </w:r>
+      <w:r>
+        <w:t xml:space="preserve">is the standard FORMATS conditional used in the</w:t>
+      </w:r>
+      <w:r>
+        <w:t xml:space="preserve"> </w:t>
+      </w:r>
+      <w:r>
+        <w:rPr>
+          <w:rStyle w:val="VerbatimChar"/>
+        </w:rPr>
+        <w:t xml:space="preserve">display-message</w:t>
+      </w:r>
+      <w:r>
+        <w:t xml:space="preserve"> </w:t>
+      </w:r>
+      <w:r>
+        <w:t xml:space="preserve">status hint.</w:t>
+      </w:r>
+    </w:p>
+    <w:bookmarkEnd w:id="25"/>
+    <w:bookmarkStart w:id="27" w:name="sources-verified-2026-05-28"/>
+    <w:p>
+      <w:pPr>
+        <w:pStyle w:val="Heading2"/>
+      </w:pPr>
+      <w:r>
+        <w:t xml:space="preserve">Sources verified 2026-05-28</w:t>
       </w:r>
     </w:p>
     <w:p>
@@ -3161,7 +3506,7 @@
         <w:pStyle w:val="Compact"/>
         <w:numPr>
           <w:ilvl w:val="0"/>
-          <w:numId w:val="1003"/>
+          <w:numId w:val="1004"/>
         </w:numPr>
       </w:pPr>
       <w:r>
@@ -3169,6 +3514,238 @@
           <w:b/>
           <w:bCs/>
         </w:rPr>
+        <w:t xml:space="preserve">tmux 3.6a man page</w:t>
+      </w:r>
+      <w:r>
+        <w:t xml:space="preserve"> </w:t>
+      </w:r>
+      <w:r>
+        <w:t xml:space="preserve">—</w:t>
+      </w:r>
+      <w:r>
+        <w:t xml:space="preserve"> </w:t>
+      </w:r>
+      <w:r>
+        <w:rPr>
+          <w:rStyle w:val="VerbatimChar"/>
+        </w:rPr>
+        <w:t xml:space="preserve">man tmux</w:t>
+      </w:r>
+      <w:r>
+        <w:t xml:space="preserve"> </w:t>
+      </w:r>
+      <w:r>
+        <w:t xml:space="preserve">on the host (Mistborn Darwin arm64, tmux 3.6a from</w:t>
+      </w:r>
+      <w:r>
+        <w:t xml:space="preserve"> </w:t>
+      </w:r>
+      <w:r>
+        <w:rPr>
+          <w:rStyle w:val="VerbatimChar"/>
+        </w:rPr>
+        <w:t xml:space="preserve">tmux/build-darwin/bin/tmux</w:t>
+      </w:r>
+      <w:r>
+        <w:t xml:space="preserve">). Confirmed:</w:t>
+      </w:r>
+      <w:r>
+        <w:t xml:space="preserve"> </w:t>
+      </w:r>
+      <w:r>
+        <w:rPr>
+          <w:rStyle w:val="VerbatimChar"/>
+        </w:rPr>
+        <w:t xml:space="preserve">S-</w:t>
+      </w:r>
+      <w:r>
+        <w:t xml:space="preserve"> </w:t>
+      </w:r>
+      <w:r>
+        <w:t xml:space="preserve">/</w:t>
+      </w:r>
+      <w:r>
+        <w:t xml:space="preserve"> </w:t>
+      </w:r>
+      <w:r>
+        <w:rPr>
+          <w:rStyle w:val="VerbatimChar"/>
+        </w:rPr>
+        <w:t xml:space="preserve">M-</w:t>
+      </w:r>
+      <w:r>
+        <w:t xml:space="preserve"> </w:t>
+      </w:r>
+      <w:r>
+        <w:t xml:space="preserve">modifier prefixes for keys including mouse events ("Ctrl keys may be prefixed with</w:t>
+      </w:r>
+      <w:r>
+        <w:t xml:space="preserve"> </w:t>
+      </w:r>
+      <w:r>
+        <w:rPr>
+          <w:rStyle w:val="VerbatimChar"/>
+        </w:rPr>
+        <w:t xml:space="preserve">C-</w:t>
+      </w:r>
+      <w:r>
+        <w:t xml:space="preserve"> </w:t>
+      </w:r>
+      <w:r>
+        <w:t xml:space="preserve">or</w:t>
+      </w:r>
+      <w:r>
+        <w:t xml:space="preserve"> </w:t>
+      </w:r>
+      <w:r>
+        <w:rPr>
+          <w:rStyle w:val="VerbatimChar"/>
+        </w:rPr>
+        <w:t xml:space="preserve">^</w:t>
+      </w:r>
+      <w:r>
+        <w:t xml:space="preserve">, Shift keys with</w:t>
+      </w:r>
+      <w:r>
+        <w:t xml:space="preserve"> </w:t>
+      </w:r>
+      <w:r>
+        <w:rPr>
+          <w:rStyle w:val="VerbatimChar"/>
+        </w:rPr>
+        <w:t xml:space="preserve">S-</w:t>
+      </w:r>
+      <w:r>
+        <w:t xml:space="preserve"> </w:t>
+      </w:r>
+      <w:r>
+        <w:t xml:space="preserve">and Alt (meta) with</w:t>
+      </w:r>
+      <w:r>
+        <w:t xml:space="preserve"> </w:t>
+      </w:r>
+      <w:r>
+        <w:rPr>
+          <w:rStyle w:val="VerbatimChar"/>
+        </w:rPr>
+        <w:t xml:space="preserve">M-</w:t>
+      </w:r>
+      <w:r>
+        <w:t xml:space="preserve">");</w:t>
+      </w:r>
+      <w:r>
+        <w:t xml:space="preserve"> </w:t>
+      </w:r>
+      <w:r>
+        <w:rPr>
+          <w:rStyle w:val="VerbatimChar"/>
+        </w:rPr>
+        <w:t xml:space="preserve">MouseDrag1</w:t>
+      </w:r>
+      <w:r>
+        <w:t xml:space="preserve"> </w:t>
+      </w:r>
+      <w:r>
+        <w:t xml:space="preserve">/</w:t>
+      </w:r>
+      <w:r>
+        <w:t xml:space="preserve"> </w:t>
+      </w:r>
+      <w:r>
+        <w:rPr>
+          <w:rStyle w:val="VerbatimChar"/>
+        </w:rPr>
+        <w:t xml:space="preserve">MouseDragEnd1</w:t>
+      </w:r>
+      <w:r>
+        <w:t xml:space="preserve"> </w:t>
+      </w:r>
+      <w:r>
+        <w:t xml:space="preserve">events listed in MOUSE SUPPORT;</w:t>
+      </w:r>
+      <w:r>
+        <w:t xml:space="preserve"> </w:t>
+      </w:r>
+      <w:r>
+        <w:rPr>
+          <w:rStyle w:val="VerbatimChar"/>
+        </w:rPr>
+        <w:t xml:space="preserve">paste-buffer -p</w:t>
+      </w:r>
+      <w:r>
+        <w:t xml:space="preserve"> </w:t>
+      </w:r>
+      <w:r>
+        <w:t xml:space="preserve">documented as "paste bracket control codes are inserted around the buffer if the application has requested bracketed paste mode"; user options prefixed with</w:t>
+      </w:r>
+      <w:r>
+        <w:t xml:space="preserve"> </w:t>
+      </w:r>
+      <w:r>
+        <w:rPr>
+          <w:rStyle w:val="VerbatimChar"/>
+        </w:rPr>
+        <w:t xml:space="preserve">@</w:t>
+      </w:r>
+      <w:r>
+        <w:t xml:space="preserve"> </w:t>
+      </w:r>
+      <w:r>
+        <w:t xml:space="preserve">are arbitrary and string-typed.</w:t>
+      </w:r>
+    </w:p>
+    <w:p>
+      <w:pPr>
+        <w:pStyle w:val="Compact"/>
+        <w:numPr>
+          <w:ilvl w:val="0"/>
+          <w:numId w:val="1004"/>
+        </w:numPr>
+      </w:pPr>
+      <w:r>
+        <w:rPr>
+          <w:b/>
+          <w:bCs/>
+        </w:rPr>
+        <w:t xml:space="preserve">tmux upstream man page mirror</w:t>
+      </w:r>
+      <w:r>
+        <w:t xml:space="preserve"> </w:t>
+      </w:r>
+      <w:r>
+        <w:t xml:space="preserve">—</w:t>
+      </w:r>
+      <w:r>
+        <w:t xml:space="preserve"> </w:t>
+      </w:r>
+      <w:hyperlink r:id="rId24">
+        <w:r>
+          <w:rPr>
+            <w:rStyle w:val="Hyperlink"/>
+          </w:rPr>
+          <w:t xml:space="preserve">https://man.openbsd.org/tmux.1</w:t>
+        </w:r>
+      </w:hyperlink>
+      <w:r>
+        <w:t xml:space="preserve"> </w:t>
+      </w:r>
+      <w:r>
+        <w:t xml:space="preserve">(verified 2026-05-28; OpenBSD ships the upstream tmux man page).</w:t>
+      </w:r>
+    </w:p>
+    <w:p>
+      <w:pPr>
+        <w:pStyle w:val="Compact"/>
+        <w:numPr>
+          <w:ilvl w:val="0"/>
+          <w:numId w:val="1004"/>
+        </w:numPr>
+      </w:pPr>
+      <w:r>
+        <w:rPr>
+          <w:b/>
+          <w:bCs/>
+        </w:rPr>
         <w:t xml:space="preserve">Anthropic Claude Code documentation</w:t>
       </w:r>
       <w:r>
@@ -3180,7 +3757,7 @@
       <w:r>
         <w:t xml:space="preserve"> </w:t>
       </w:r>
-      <w:hyperlink r:id="rId24">
+      <w:hyperlink r:id="rId26">
         <w:r>
           <w:rPr>
             <w:rStyle w:val="Hyperlink"/>
@@ -3227,7 +3804,7 @@
         <w:pStyle w:val="Compact"/>
         <w:numPr>
           <w:ilvl w:val="0"/>
-          <w:numId w:val="1003"/>
+          <w:numId w:val="1004"/>
         </w:numPr>
       </w:pPr>
       <w:r>
@@ -3259,8 +3836,8 @@
         <w:t xml:space="preserve">(this repo) substitutes for Claude Code in CI to avoid §11.4.98 OAuth/interactive flake while still exercising the exact alt-screen + mouse-tracking surface.</w:t>
       </w:r>
     </w:p>
-    <w:bookmarkEnd w:id="25"/>
-    <w:bookmarkEnd w:id="26"/>
+    <w:bookmarkEnd w:id="27"/>
+    <w:bookmarkEnd w:id="28"/>
     <w:sectPr>
       <w:footnotePr>
         <w:numRestart w:val="eachSect"/>
@@ -3484,6 +4061,9 @@
     <w:abstractNumId w:val="991"/>
   </w:num>
   <w:num w:numId="1003">
+    <w:abstractNumId w:val="991"/>
+  </w:num>
+  <w:num w:numId="1004">
     <w:abstractNumId w:val="991"/>
   </w:num>
 </w:numbering>

--- a/docs/guides/clipboard.docx
+++ b/docs/guides/clipboard.docx
@@ -10,7 +10,7 @@
         <w:t xml:space="preserve">clipboard</w:t>
       </w:r>
     </w:p>
-    <w:bookmarkStart w:id="28" w:name="tmx-clipboard--operator-guide"/>
+    <w:bookmarkStart w:id="29" w:name="tmx-clipboard--operator-guide"/>
     <w:p>
       <w:pPr>
         <w:pStyle w:val="Heading1"/>
@@ -34,7 +34,7 @@
         <w:t xml:space="preserve"> </w:t>
       </w:r>
       <w:r>
-        <w:t xml:space="preserve">2</w:t>
+        <w:t xml:space="preserve">3</w:t>
       </w:r>
       <w:r>
         <w:t xml:space="preserve"> </w:t>
@@ -50,7 +50,7 @@
         <w:t xml:space="preserve"> </w:t>
       </w:r>
       <w:r>
-        <w:t xml:space="preserve">2026-05-29T11:40:00Z</w:t>
+        <w:t xml:space="preserve">2026-06-13T00:00:00Z</w:t>
       </w:r>
       <w:r>
         <w:t xml:space="preserve"> </w:t>
@@ -98,7 +98,32 @@
         <w:t xml:space="preserve"> </w:t>
       </w:r>
       <w:r>
-        <w:t xml:space="preserve">Operator-facing guide for the v1.0.14 / v1.0.15 / v1.0.17 clipboard surface — multi-line copy-OUT, paste-IN, modifier-drag selection, and the</w:t>
+        <w:t xml:space="preserve">Operator-facing guide for the clipboard surface —</w:t>
+      </w:r>
+      <w:r>
+        <w:t xml:space="preserve"> </w:t>
+      </w:r>
+      <w:r>
+        <w:rPr>
+          <w:b/>
+          <w:bCs/>
+        </w:rPr>
+        <w:t xml:space="preserve">native terminal selection + right-click Copy as the default</w:t>
+      </w:r>
+      <w:r>
+        <w:t xml:space="preserve"> </w:t>
+      </w:r>
+      <w:r>
+        <w:t xml:space="preserve">(</w:t>
+      </w:r>
+      <w:r>
+        <w:rPr>
+          <w:rStyle w:val="VerbatimChar"/>
+        </w:rPr>
+        <w:t xml:space="preserve">mouse off</w:t>
+      </w:r>
+      <w:r>
+        <w:t xml:space="preserve">, works everywhere on Linux + macOS), the</w:t>
       </w:r>
       <w:r>
         <w:t xml:space="preserve"> </w:t>
@@ -113,7 +138,22 @@
         <w:t xml:space="preserve"> </w:t>
       </w:r>
       <w:r>
-        <w:t xml:space="preserve">mouse-toggle escape hatch inside mouse-tracking TUIs (especially Claude Code, vim, less, htop).</w:t>
+        <w:t xml:space="preserve">on-demand toggle for tmux mouse (wheel scrollback in TUIs + drag-copy to clipboard),</w:t>
+      </w:r>
+      <w:r>
+        <w:t xml:space="preserve"> </w:t>
+      </w:r>
+      <w:r>
+        <w:rPr>
+          <w:rStyle w:val="VerbatimChar"/>
+        </w:rPr>
+        <w:t xml:space="preserve">prefix P</w:t>
+      </w:r>
+      <w:r>
+        <w:t xml:space="preserve"> </w:t>
+      </w:r>
+      <w:r>
+        <w:t xml:space="preserve">paste-IN, plus the legacy keyboard copy-mode and modifier-drag fallbacks.</w:t>
       </w:r>
     </w:p>
     <w:p>
@@ -130,6 +170,65 @@
       </w:pPr>
       <w:r>
         <w:t xml:space="preserve">1. Quick recipe (TL;DR)</w:t>
+      </w:r>
+    </w:p>
+    <w:p>
+      <w:pPr>
+        <w:pStyle w:val="FirstParagraph"/>
+      </w:pPr>
+      <w:r>
+        <w:t xml:space="preserve">The shipped config ships with</w:t>
+      </w:r>
+      <w:r>
+        <w:t xml:space="preserve"> </w:t>
+      </w:r>
+      <w:r>
+        <w:rPr>
+          <w:rStyle w:val="VerbatimChar"/>
+          <w:b/>
+          <w:bCs/>
+        </w:rPr>
+        <w:t xml:space="preserve">mouse off</w:t>
+      </w:r>
+      <w:r>
+        <w:t xml:space="preserve"> </w:t>
+      </w:r>
+      <w:r>
+        <w:t xml:space="preserve">as the default, so the</w:t>
+      </w:r>
+      <w:r>
+        <w:t xml:space="preserve"> </w:t>
+      </w:r>
+      <w:r>
+        <w:rPr>
+          <w:b/>
+          <w:bCs/>
+        </w:rPr>
+        <w:t xml:space="preserve">terminal owns the mouse</w:t>
+      </w:r>
+      <w:r>
+        <w:t xml:space="preserve"> </w:t>
+      </w:r>
+      <w:r>
+        <w:t xml:space="preserve">— native click-drag selection (including</w:t>
+      </w:r>
+      <w:r>
+        <w:t xml:space="preserve"> </w:t>
+      </w:r>
+      <w:r>
+        <w:t xml:space="preserve">multi-line), right-click → Copy, and native scroll all work the same as in</w:t>
+      </w:r>
+      <w:r>
+        <w:t xml:space="preserve"> </w:t>
+      </w:r>
+      <w:r>
+        <w:t xml:space="preserve">any terminal, everywhere on Linux and macOS (iTerm2, Terminal.app, GNOME</w:t>
+      </w:r>
+      <w:r>
+        <w:t xml:space="preserve"> </w:t>
+      </w:r>
+      <w:r>
+        <w:t xml:space="preserve">Terminal, WezTerm, …). This is the recommended copy path.</w:t>
       </w:r>
     </w:p>
     <w:tbl>
@@ -177,96 +276,20 @@
               <w:pStyle w:val="Compact"/>
             </w:pPr>
             <w:r>
-              <w:t xml:space="preserve">Select &amp; copy a few lines of plain shell output</w:t>
-            </w:r>
-          </w:p>
-        </w:tc>
-        <w:tc>
-          <w:tcPr/>
-          <w:p>
-            <w:pPr>
-              <w:pStyle w:val="Compact"/>
-            </w:pPr>
-            <w:r>
-              <w:t xml:space="preserve">drag with mouse, release — then</w:t>
-            </w:r>
-            <w:r>
-              <w:t xml:space="preserve"> </w:t>
-            </w:r>
-            <w:r>
-              <w:rPr>
-                <w:rStyle w:val="VerbatimChar"/>
-              </w:rPr>
-              <w:t xml:space="preserve">pbpaste</w:t>
-            </w:r>
-            <w:r>
-              <w:t xml:space="preserve"> </w:t>
-            </w:r>
-            <w:r>
-              <w:t xml:space="preserve">/</w:t>
-            </w:r>
-            <w:r>
-              <w:t xml:space="preserve"> </w:t>
-            </w:r>
-            <w:r>
-              <w:rPr>
-                <w:rStyle w:val="VerbatimChar"/>
-              </w:rPr>
-              <w:t xml:space="preserve">wl-paste</w:t>
-            </w:r>
-            <w:r>
-              <w:t xml:space="preserve"> </w:t>
-            </w:r>
-            <w:r>
-              <w:t xml:space="preserve">/</w:t>
-            </w:r>
-            <w:r>
-              <w:t xml:space="preserve"> </w:t>
-            </w:r>
-            <w:r>
-              <w:rPr>
-                <w:rStyle w:val="VerbatimChar"/>
-              </w:rPr>
-              <w:t xml:space="preserve">xclip -o</w:t>
-            </w:r>
-          </w:p>
-        </w:tc>
-      </w:tr>
-      <w:tr>
-        <w:tc>
-          <w:tcPr/>
-          <w:p>
-            <w:pPr>
-              <w:pStyle w:val="Compact"/>
-            </w:pPr>
-            <w:r>
-              <w:t xml:space="preserve">Select &amp; copy inside Claude Code, vim, less, htop</w:t>
-            </w:r>
-          </w:p>
-        </w:tc>
-        <w:tc>
-          <w:tcPr/>
-          <w:p>
-            <w:pPr>
-              <w:pStyle w:val="Compact"/>
-            </w:pPr>
-            <w:r>
               <w:rPr>
                 <w:b/>
                 <w:bCs/>
               </w:rPr>
-              <w:t xml:space="preserve">Shift-drag</w:t>
+              <w:t xml:space="preserve">Select &amp; copy anything (default)</w:t>
             </w:r>
             <w:r>
               <w:t xml:space="preserve"> </w:t>
             </w:r>
             <w:r>
-              <w:t xml:space="preserve">(works on every terminal) — then paste as above</w:t>
-            </w:r>
-          </w:p>
-        </w:tc>
-      </w:tr>
-      <w:tr>
+              <w:t xml:space="preserve">— plain shell, Claude Code, vim, less, htop</w:t>
+            </w:r>
+          </w:p>
+        </w:tc>
         <w:tc>
           <w:tcPr/>
           <w:p>
@@ -278,7 +301,99 @@
                 <w:b/>
                 <w:bCs/>
               </w:rPr>
-              <w:t xml:space="preserve">Just let me select with the mouse like a normal terminal</w:t>
+              <w:t xml:space="preserve">native click-drag</w:t>
+            </w:r>
+            <w:r>
+              <w:t xml:space="preserve"> </w:t>
+            </w:r>
+            <w:r>
+              <w:t xml:space="preserve">(multi-line OK) →</w:t>
+            </w:r>
+            <w:r>
+              <w:t xml:space="preserve"> </w:t>
+            </w:r>
+            <w:r>
+              <w:rPr>
+                <w:rStyle w:val="VerbatimChar"/>
+              </w:rPr>
+              <w:t xml:space="preserve">Cmd-C</w:t>
+            </w:r>
+            <w:r>
+              <w:t xml:space="preserve"> </w:t>
+            </w:r>
+            <w:r>
+              <w:t xml:space="preserve">/ right-click → Copy</w:t>
+            </w:r>
+          </w:p>
+        </w:tc>
+      </w:tr>
+      <w:tr>
+        <w:tc>
+          <w:tcPr/>
+          <w:p>
+            <w:pPr>
+              <w:pStyle w:val="Compact"/>
+            </w:pPr>
+            <w:r>
+              <w:t xml:space="preserve">Paste OS clipboard back into the pane</w:t>
+            </w:r>
+          </w:p>
+        </w:tc>
+        <w:tc>
+          <w:tcPr/>
+          <w:p>
+            <w:pPr>
+              <w:pStyle w:val="Compact"/>
+            </w:pPr>
+            <w:r>
+              <w:t xml:space="preserve">native</w:t>
+            </w:r>
+            <w:r>
+              <w:t xml:space="preserve"> </w:t>
+            </w:r>
+            <w:r>
+              <w:rPr>
+                <w:rStyle w:val="VerbatimChar"/>
+              </w:rPr>
+              <w:t xml:space="preserve">Cmd-V</w:t>
+            </w:r>
+            <w:r>
+              <w:t xml:space="preserve"> </w:t>
+            </w:r>
+            <w:r>
+              <w:t xml:space="preserve">/ right-click → Paste,</w:t>
+            </w:r>
+            <w:r>
+              <w:t xml:space="preserve"> </w:t>
+            </w:r>
+            <w:r>
+              <w:rPr>
+                <w:b/>
+                <w:bCs/>
+              </w:rPr>
+              <w:t xml:space="preserve">or</w:t>
+            </w:r>
+            <w:r>
+              <w:t xml:space="preserve"> </w:t>
+            </w:r>
+            <w:r>
+              <w:rPr>
+                <w:rStyle w:val="VerbatimChar"/>
+              </w:rPr>
+              <w:t xml:space="preserve">prefix + P</w:t>
+            </w:r>
+          </w:p>
+        </w:tc>
+      </w:tr>
+      <w:tr>
+        <w:tc>
+          <w:tcPr/>
+          <w:p>
+            <w:pPr>
+              <w:pStyle w:val="Compact"/>
+            </w:pPr>
+            <w:r>
+              <w:t xml:space="preserve">Wheel-scroll tmux's own scrollback inside a full-screen TUI</w:t>
             </w:r>
           </w:p>
         </w:tc>
@@ -300,22 +415,7 @@
               <w:t xml:space="preserve"> </w:t>
             </w:r>
             <w:r>
-              <w:t xml:space="preserve">to toggle tmux mouse OFF, then drag normally and</w:t>
-            </w:r>
-            <w:r>
-              <w:t xml:space="preserve"> </w:t>
-            </w:r>
-            <w:r>
-              <w:rPr>
-                <w:rStyle w:val="VerbatimChar"/>
-              </w:rPr>
-              <w:t xml:space="preserve">Cmd-C</w:t>
-            </w:r>
-            <w:r>
-              <w:t xml:space="preserve"> </w:t>
-            </w:r>
-            <w:r>
-              <w:t xml:space="preserve">/ right-click → Copy;</w:t>
+              <w:t xml:space="preserve">(toggle tmux mouse ON) → wheel;</w:t>
             </w:r>
             <w:r>
               <w:t xml:space="preserve"> </w:t>
@@ -330,7 +430,57 @@
               <w:t xml:space="preserve"> </w:t>
             </w:r>
             <w:r>
-              <w:t xml:space="preserve">again to restore tmux scrollback</w:t>
+              <w:t xml:space="preserve">again to return to native</w:t>
+            </w:r>
+          </w:p>
+        </w:tc>
+      </w:tr>
+      <w:tr>
+        <w:tc>
+          <w:tcPr/>
+          <w:p>
+            <w:pPr>
+              <w:pStyle w:val="Compact"/>
+            </w:pPr>
+            <w:r>
+              <w:t xml:space="preserve">tmux drag-select that copies to the OS clipboard</w:t>
+            </w:r>
+          </w:p>
+        </w:tc>
+        <w:tc>
+          <w:tcPr/>
+          <w:p>
+            <w:pPr>
+              <w:pStyle w:val="Compact"/>
+            </w:pPr>
+            <w:r>
+              <w:rPr>
+                <w:rStyle w:val="VerbatimChar"/>
+                <w:b/>
+                <w:bCs/>
+              </w:rPr>
+              <w:t xml:space="preserve">prefix + m</w:t>
+            </w:r>
+            <w:r>
+              <w:t xml:space="preserve"> </w:t>
+            </w:r>
+            <w:r>
+              <w:t xml:space="preserve">(mouse ON) → drag, release;</w:t>
+            </w:r>
+            <w:r>
+              <w:t xml:space="preserve"> </w:t>
+            </w:r>
+            <w:r>
+              <w:rPr>
+                <w:rStyle w:val="VerbatimChar"/>
+              </w:rPr>
+              <w:t xml:space="preserve">prefix + m</w:t>
+            </w:r>
+            <w:r>
+              <w:t xml:space="preserve"> </w:t>
+            </w:r>
+            <w:r>
+              <w:t xml:space="preserve">again to return to native</w:t>
             </w:r>
           </w:p>
         </w:tc>
@@ -430,78 +580,18 @@
               <w:pStyle w:val="Compact"/>
             </w:pPr>
             <w:r>
-              <w:t xml:space="preserve">Paste OS clipboard INTO the current pane</w:t>
-            </w:r>
-          </w:p>
-        </w:tc>
-        <w:tc>
-          <w:tcPr/>
-          <w:p>
-            <w:pPr>
-              <w:pStyle w:val="Compact"/>
-            </w:pPr>
-            <w:r>
-              <w:rPr>
-                <w:rStyle w:val="VerbatimChar"/>
-              </w:rPr>
-              <w:t xml:space="preserve">prefix + P</w:t>
-            </w:r>
-            <w:r>
-              <w:t xml:space="preserve"> </w:t>
-            </w:r>
-            <w:r>
-              <w:t xml:space="preserve">(capital P; lowercase</w:t>
-            </w:r>
-            <w:r>
-              <w:t xml:space="preserve"> </w:t>
-            </w:r>
-            <w:r>
-              <w:rPr>
-                <w:rStyle w:val="VerbatimChar"/>
-              </w:rPr>
-              <w:t xml:space="preserve">p</w:t>
-            </w:r>
-            <w:r>
-              <w:t xml:space="preserve"> </w:t>
-            </w:r>
-            <w:r>
-              <w:t xml:space="preserve">is</w:t>
-            </w:r>
-            <w:r>
-              <w:t xml:space="preserve"> </w:t>
-            </w:r>
-            <w:r>
-              <w:rPr>
-                <w:rStyle w:val="VerbatimChar"/>
-              </w:rPr>
-              <w:t xml:space="preserve">previous-window</w:t>
-            </w:r>
-            <w:r>
-              <w:t xml:space="preserve">)</w:t>
-            </w:r>
-          </w:p>
-        </w:tc>
-      </w:tr>
-      <w:tr>
-        <w:tc>
-          <w:tcPr/>
-          <w:p>
-            <w:pPr>
-              <w:pStyle w:val="Compact"/>
-            </w:pPr>
-            <w:r>
-              <w:t xml:space="preserve">Scroll back through history</w:t>
-            </w:r>
-          </w:p>
-        </w:tc>
-        <w:tc>
-          <w:tcPr/>
-          <w:p>
-            <w:pPr>
-              <w:pStyle w:val="Compact"/>
-            </w:pPr>
-            <w:r>
-              <w:t xml:space="preserve">wheel up (any device, including Termux touch)</w:t>
+              <w:t xml:space="preserve">Default native scroll-back through history</w:t>
+            </w:r>
+          </w:p>
+        </w:tc>
+        <w:tc>
+          <w:tcPr/>
+          <w:p>
+            <w:pPr>
+              <w:pStyle w:val="Compact"/>
+            </w:pPr>
+            <w:r>
+              <w:t xml:space="preserve">wheel / trackpad / scrollbar (terminal-native, any device)</w:t>
             </w:r>
           </w:p>
         </w:tc>
@@ -550,13 +640,22 @@
       </w:r>
     </w:p>
     <w:bookmarkEnd w:id="9"/>
-    <w:bookmarkStart w:id="13" w:name="X41840fad9d6ccfc526049e939a0ec2ce022a724"/>
+    <w:bookmarkStart w:id="13" w:name="Xb254449e9026b3911d2f0646b59615b4560e801"/>
     <w:p>
       <w:pPr>
         <w:pStyle w:val="Heading2"/>
       </w:pPr>
       <w:r>
-        <w:t xml:space="preserve">2. Inside Claude Code (and other mouse-tracking TUIs)</w:t>
+        <w:t xml:space="preserve">2. Default architecture — native selection (mouse off), tmux mouse on demand (</w:t>
+      </w:r>
+      <w:r>
+        <w:rPr>
+          <w:rStyle w:val="VerbatimChar"/>
+        </w:rPr>
+        <w:t xml:space="preserve">prefix m</w:t>
+      </w:r>
+      <w:r>
+        <w:t xml:space="preserve">)</w:t>
       </w:r>
     </w:p>
     <w:p>
@@ -599,13 +698,28 @@
         <w:t xml:space="preserve">command)!"</w:t>
       </w:r>
     </w:p>
-    <w:bookmarkStart w:id="10" w:name="X66cf97eeb94e9e5b8da6d731a4523824d9eb361"/>
+    <w:bookmarkStart w:id="10" w:name="Xcb29c956c10190382a09b8372e27f99f30e5fba"/>
     <w:p>
       <w:pPr>
         <w:pStyle w:val="Heading3"/>
       </w:pPr>
       <w:r>
-        <w:t xml:space="preserve">Why plain mouse-drag does NOT enter copy-mode in Claude Code</w:t>
+        <w:t xml:space="preserve">Default:</w:t>
+      </w:r>
+      <w:r>
+        <w:t xml:space="preserve"> </w:t>
+      </w:r>
+      <w:r>
+        <w:rPr>
+          <w:rStyle w:val="VerbatimChar"/>
+        </w:rPr>
+        <w:t xml:space="preserve">mouse off</w:t>
+      </w:r>
+      <w:r>
+        <w:t xml:space="preserve"> </w:t>
+      </w:r>
+      <w:r>
+        <w:t xml:space="preserve">— the terminal owns the mouse</w:t>
       </w:r>
     </w:p>
     <w:p>
@@ -613,69 +727,304 @@
         <w:pStyle w:val="FirstParagraph"/>
       </w:pPr>
       <w:r>
-        <w:t xml:space="preserve">Claude Code, like vim / less / htop / fzf, runs on the terminal's</w:t>
-      </w:r>
-      <w:r>
-        <w:t xml:space="preserve"> </w:t>
-      </w:r>
-      <w:r>
-        <w:rPr>
-          <w:b/>
-          <w:bCs/>
-        </w:rPr>
-        <w:t xml:space="preserve">alternate screen</w:t>
-      </w:r>
-      <w:r>
-        <w:t xml:space="preserve"> </w:t>
-      </w:r>
-      <w:r>
-        <w:t xml:space="preserve">and requests</w:t>
-      </w:r>
-      <w:r>
-        <w:t xml:space="preserve"> </w:t>
-      </w:r>
-      <w:r>
-        <w:rPr>
-          <w:b/>
-          <w:bCs/>
-        </w:rPr>
-        <w:t xml:space="preserve">mouse tracking</w:t>
-      </w:r>
-      <w:r>
-        <w:t xml:space="preserve"> </w:t>
-      </w:r>
-      <w:r>
-        <w:t xml:space="preserve">(DECSET 1000/1002/1003/1006). When mouse tracking is active, tmux's default</w:t>
-      </w:r>
-      <w:r>
-        <w:t xml:space="preserve"> </w:t>
-      </w:r>
-      <w:r>
-        <w:rPr>
-          <w:rStyle w:val="VerbatimChar"/>
-        </w:rPr>
-        <w:t xml:space="preserve">MouseDrag1Pane</w:t>
-      </w:r>
-      <w:r>
-        <w:t xml:space="preserve"> </w:t>
-      </w:r>
-      <w:r>
-        <w:t xml:space="preserve">binding forwards every drag event to the application via</w:t>
-      </w:r>
-      <w:r>
-        <w:t xml:space="preserve"> </w:t>
-      </w:r>
-      <w:r>
-        <w:rPr>
-          <w:rStyle w:val="VerbatimChar"/>
-        </w:rPr>
-        <w:t xml:space="preserve">send -M</w:t>
-      </w:r>
-      <w:r>
-        <w:t xml:space="preserve"> </w:t>
-      </w:r>
-      <w:r>
-        <w:t xml:space="preserve">so the TUI can handle its own click behaviour. The drag therefore never reaches tmux's copy-mode, so the obvious select-with-mouse motion appears to do nothing for the operator.</w:t>
+        <w:t xml:space="preserve">The shipped</w:t>
+      </w:r>
+      <w:r>
+        <w:t xml:space="preserve"> </w:t>
+      </w:r>
+      <w:r>
+        <w:rPr>
+          <w:rStyle w:val="VerbatimChar"/>
+        </w:rPr>
+        <w:t xml:space="preserve">~/.tmux.conf</w:t>
+      </w:r>
+      <w:r>
+        <w:t xml:space="preserve"> </w:t>
+      </w:r>
+      <w:r>
+        <w:t xml:space="preserve">sets</w:t>
+      </w:r>
+      <w:r>
+        <w:t xml:space="preserve"> </w:t>
+      </w:r>
+      <w:r>
+        <w:rPr>
+          <w:rStyle w:val="VerbatimChar"/>
+          <w:b/>
+          <w:bCs/>
+        </w:rPr>
+        <w:t xml:space="preserve">set -g mouse off</w:t>
+      </w:r>
+      <w:r>
+        <w:t xml:space="preserve"> </w:t>
+      </w:r>
+      <w:r>
+        <w:t xml:space="preserve">as the default:</w:t>
+      </w:r>
+    </w:p>
+    <w:p>
+      <w:pPr>
+        <w:pStyle w:val="SourceCode"/>
+      </w:pPr>
+      <w:r>
+        <w:rPr>
+          <w:rStyle w:val="VerbatimChar"/>
+        </w:rPr>
+        <w:t xml:space="preserve">set -g mouse off</w:t>
+      </w:r>
+    </w:p>
+    <w:p>
+      <w:pPr>
+        <w:pStyle w:val="FirstParagraph"/>
+      </w:pPr>
+      <w:r>
+        <w:t xml:space="preserve">With</w:t>
+      </w:r>
+      <w:r>
+        <w:t xml:space="preserve"> </w:t>
+      </w:r>
+      <w:r>
+        <w:rPr>
+          <w:rStyle w:val="VerbatimChar"/>
+        </w:rPr>
+        <w:t xml:space="preserve">mouse off</w:t>
+      </w:r>
+      <w:r>
+        <w:t xml:space="preserve">, tmux emits</w:t>
+      </w:r>
+      <w:r>
+        <w:t xml:space="preserve"> </w:t>
+      </w:r>
+      <w:r>
+        <w:rPr>
+          <w:b/>
+          <w:bCs/>
+        </w:rPr>
+        <w:t xml:space="preserve">zero</w:t>
+      </w:r>
+      <w:r>
+        <w:t xml:space="preserve"> </w:t>
+      </w:r>
+      <w:r>
+        <w:t xml:space="preserve">mouse-tracking enables — no</w:t>
+      </w:r>
+      <w:r>
+        <w:t xml:space="preserve"> </w:t>
+      </w:r>
+      <w:r>
+        <w:rPr>
+          <w:rStyle w:val="VerbatimChar"/>
+        </w:rPr>
+        <w:t xml:space="preserve">CSI ?1000h</w:t>
+      </w:r>
+      <w:r>
+        <w:t xml:space="preserve"> </w:t>
+      </w:r>
+      <w:r>
+        <w:t xml:space="preserve">/</w:t>
+      </w:r>
+      <w:r>
+        <w:t xml:space="preserve"> </w:t>
+      </w:r>
+      <w:r>
+        <w:rPr>
+          <w:rStyle w:val="VerbatimChar"/>
+        </w:rPr>
+        <w:t xml:space="preserve">?1002h</w:t>
+      </w:r>
+      <w:r>
+        <w:t xml:space="preserve"> </w:t>
+      </w:r>
+      <w:r>
+        <w:t xml:space="preserve">/</w:t>
+      </w:r>
+      <w:r>
+        <w:t xml:space="preserve"> </w:t>
+      </w:r>
+      <w:r>
+        <w:rPr>
+          <w:rStyle w:val="VerbatimChar"/>
+        </w:rPr>
+        <w:t xml:space="preserve">?1006h</w:t>
+      </w:r>
+      <w:r>
+        <w:t xml:space="preserve"> </w:t>
+      </w:r>
+      <w:r>
+        <w:t xml:space="preserve">DECSET sequences reach the emulator.</w:t>
+      </w:r>
+      <w:r>
+        <w:t xml:space="preserve"> </w:t>
+      </w:r>
+      <w:r>
+        <w:t xml:space="preserve">The emulator's native mouse is therefore completely unobstructed, so:</w:t>
+      </w:r>
+    </w:p>
+    <w:p>
+      <w:pPr>
+        <w:pStyle w:val="Compact"/>
+        <w:numPr>
+          <w:ilvl w:val="0"/>
+          <w:numId w:val="1001"/>
+        </w:numPr>
+      </w:pPr>
+      <w:r>
+        <w:rPr>
+          <w:b/>
+          <w:bCs/>
+        </w:rPr>
+        <w:t xml:space="preserve">native click-drag selection works</w:t>
+      </w:r>
+      <w:r>
+        <w:t xml:space="preserve"> </w:t>
+      </w:r>
+      <w:r>
+        <w:t xml:space="preserve">— including</w:t>
+      </w:r>
+      <w:r>
+        <w:t xml:space="preserve"> </w:t>
+      </w:r>
+      <w:r>
+        <w:rPr>
+          <w:b/>
+          <w:bCs/>
+        </w:rPr>
+        <w:t xml:space="preserve">multi-line</w:t>
+      </w:r>
+      <w:r>
+        <w:t xml:space="preserve"> </w:t>
+      </w:r>
+      <w:r>
+        <w:t xml:space="preserve">selections;</w:t>
+      </w:r>
+    </w:p>
+    <w:p>
+      <w:pPr>
+        <w:pStyle w:val="Compact"/>
+        <w:numPr>
+          <w:ilvl w:val="0"/>
+          <w:numId w:val="1001"/>
+        </w:numPr>
+      </w:pPr>
+      <w:r>
+        <w:rPr>
+          <w:b/>
+          <w:bCs/>
+        </w:rPr>
+        <w:t xml:space="preserve">right-click → Copy works</w:t>
+      </w:r>
+      <w:r>
+        <w:t xml:space="preserve"> </w:t>
+      </w:r>
+      <w:r>
+        <w:t xml:space="preserve">(and middle-click /</w:t>
+      </w:r>
+      <w:r>
+        <w:t xml:space="preserve"> </w:t>
+      </w:r>
+      <w:r>
+        <w:rPr>
+          <w:rStyle w:val="VerbatimChar"/>
+        </w:rPr>
+        <w:t xml:space="preserve">Cmd-C</w:t>
+      </w:r>
+      <w:r>
+        <w:t xml:space="preserve">);</w:t>
+      </w:r>
+    </w:p>
+    <w:p>
+      <w:pPr>
+        <w:pStyle w:val="Compact"/>
+        <w:numPr>
+          <w:ilvl w:val="0"/>
+          <w:numId w:val="1001"/>
+        </w:numPr>
+      </w:pPr>
+      <w:r>
+        <w:rPr>
+          <w:b/>
+          <w:bCs/>
+        </w:rPr>
+        <w:t xml:space="preserve">native scroll / scrollbar works</w:t>
+      </w:r>
+      <w:r>
+        <w:t xml:space="preserve">.</w:t>
+      </w:r>
+    </w:p>
+    <w:p>
+      <w:pPr>
+        <w:pStyle w:val="FirstParagraph"/>
+      </w:pPr>
+      <w:r>
+        <w:t xml:space="preserve">…and all of it works</w:t>
+      </w:r>
+      <w:r>
+        <w:t xml:space="preserve"> </w:t>
+      </w:r>
+      <w:r>
+        <w:rPr>
+          <w:b/>
+          <w:bCs/>
+        </w:rPr>
+        <w:t xml:space="preserve">identically on Linux and macOS, on every emulator</w:t>
+      </w:r>
+      <w:r>
+        <w:t xml:space="preserve"> </w:t>
+      </w:r>
+      <w:r>
+        <w:t xml:space="preserve">(iTerm2, Terminal.app, GNOME Terminal, WezTerm, kitty, Alacritty, …),</w:t>
+      </w:r>
+      <w:r>
+        <w:t xml:space="preserve"> </w:t>
+      </w:r>
+      <w:r>
+        <w:rPr>
+          <w:b/>
+          <w:bCs/>
+        </w:rPr>
+        <w:t xml:space="preserve">inside or outside a full-screen TUI</w:t>
+      </w:r>
+      <w:r>
+        <w:t xml:space="preserve"> </w:t>
+      </w:r>
+      <w:r>
+        <w:t xml:space="preserve">such as Claude Code / HelixCode.</w:t>
+      </w:r>
+      <w:r>
+        <w:t xml:space="preserve"> </w:t>
+      </w:r>
+      <w:r>
+        <w:t xml:space="preserve">This is the recommended way to select and copy. To paste back in: native</w:t>
+      </w:r>
+      <w:r>
+        <w:t xml:space="preserve"> </w:t>
+      </w:r>
+      <w:r>
+        <w:rPr>
+          <w:rStyle w:val="VerbatimChar"/>
+        </w:rPr>
+        <w:t xml:space="preserve">Cmd-V</w:t>
+      </w:r>
+      <w:r>
+        <w:t xml:space="preserve"> </w:t>
+      </w:r>
+      <w:r>
+        <w:t xml:space="preserve">/ right-click → Paste, or</w:t>
+      </w:r>
+      <w:r>
+        <w:t xml:space="preserve"> </w:t>
+      </w:r>
+      <w:r>
+        <w:rPr>
+          <w:rStyle w:val="VerbatimChar"/>
+        </w:rPr>
+        <w:t xml:space="preserve">prefix P</w:t>
+      </w:r>
+      <w:r>
+        <w:t xml:space="preserve"> </w:t>
+      </w:r>
+      <w:r>
+        <w:t xml:space="preserve">(see §4).</w:t>
       </w:r>
     </w:p>
     <w:p>
@@ -683,17 +1032,109 @@
         <w:pStyle w:val="BodyText"/>
       </w:pPr>
       <w:r>
-        <w:t xml:space="preserve">This is by design upstream — but for the operator who wants to copy multiple lines out of Claude Code's transcript, it is the worst possible UX.</w:t>
+        <w:rPr>
+          <w:b/>
+          <w:bCs/>
+        </w:rPr>
+        <w:t xml:space="preserve">Why this is the default.</w:t>
+      </w:r>
+      <w:r>
+        <w:t xml:space="preserve"> </w:t>
+      </w:r>
+      <w:r>
+        <w:t xml:space="preserve">A wire-level test (test 59) proved the root</w:t>
+      </w:r>
+      <w:r>
+        <w:t xml:space="preserve"> </w:t>
+      </w:r>
+      <w:r>
+        <w:t xml:space="preserve">cause of the long-standing "can't select / copy" reports: when tmux had</w:t>
+      </w:r>
+      <w:r>
+        <w:t xml:space="preserve"> </w:t>
+      </w:r>
+      <w:r>
+        <w:rPr>
+          <w:rStyle w:val="VerbatimChar"/>
+        </w:rPr>
+        <w:t xml:space="preserve">mouse on</w:t>
+      </w:r>
+      <w:r>
+        <w:t xml:space="preserve">, it emitted the mouse-tracking DECSET enables, and those</w:t>
+      </w:r>
+      <w:r>
+        <w:t xml:space="preserve"> </w:t>
+      </w:r>
+      <w:r>
+        <w:t xml:space="preserve">enables</w:t>
+      </w:r>
+      <w:r>
+        <w:t xml:space="preserve"> </w:t>
+      </w:r>
+      <w:r>
+        <w:rPr>
+          <w:b/>
+          <w:bCs/>
+        </w:rPr>
+        <w:t xml:space="preserve">suppressed</w:t>
+      </w:r>
+      <w:r>
+        <w:t xml:space="preserve"> </w:t>
+      </w:r>
+      <w:r>
+        <w:t xml:space="preserve">the emulator's native selection and</w:t>
+      </w:r>
+      <w:r>
+        <w:t xml:space="preserve"> </w:t>
+      </w:r>
+      <w:r>
+        <w:t xml:space="preserve">right-click → Copy. With</w:t>
+      </w:r>
+      <w:r>
+        <w:t xml:space="preserve"> </w:t>
+      </w:r>
+      <w:r>
+        <w:rPr>
+          <w:rStyle w:val="VerbatimChar"/>
+        </w:rPr>
+        <w:t xml:space="preserve">mouse off</w:t>
+      </w:r>
+      <w:r>
+        <w:t xml:space="preserve"> </w:t>
+      </w:r>
+      <w:r>
+        <w:t xml:space="preserve">the native mouse is unobstructed, so</w:t>
+      </w:r>
+      <w:r>
+        <w:t xml:space="preserve"> </w:t>
+      </w:r>
+      <w:r>
+        <w:t xml:space="preserve">the obvious gesture every operator already knows simply works.</w:t>
       </w:r>
     </w:p>
     <w:bookmarkEnd w:id="10"/>
-    <w:bookmarkStart w:id="11" w:name="Xb88d2d4d3b0b11f65c0238658b1a66709572cf0"/>
+    <w:bookmarkStart w:id="11" w:name="Xa51f90dfefd8d0d33ddb5326a6b43e3bd501b2d"/>
     <w:p>
       <w:pPr>
         <w:pStyle w:val="Heading3"/>
       </w:pPr>
       <w:r>
-        <w:t xml:space="preserve">The escape: Alt-drag (macOS) or Shift-drag (Linux)</w:t>
+        <w:t xml:space="preserve">On demand:</w:t>
+      </w:r>
+      <w:r>
+        <w:t xml:space="preserve"> </w:t>
+      </w:r>
+      <w:r>
+        <w:rPr>
+          <w:rStyle w:val="VerbatimChar"/>
+        </w:rPr>
+        <w:t xml:space="preserve">prefix m</w:t>
+      </w:r>
+      <w:r>
+        <w:t xml:space="preserve"> </w:t>
+      </w:r>
+      <w:r>
+        <w:t xml:space="preserve">— enable tmux's own mouse</w:t>
       </w:r>
     </w:p>
     <w:p>
@@ -701,6 +1142,379 @@
         <w:pStyle w:val="FirstParagraph"/>
       </w:pPr>
       <w:r>
+        <w:t xml:space="preserve">Sometimes you want tmux's</w:t>
+      </w:r>
+      <w:r>
+        <w:t xml:space="preserve"> </w:t>
+      </w:r>
+      <w:r>
+        <w:rPr>
+          <w:i/>
+          <w:iCs/>
+        </w:rPr>
+        <w:t xml:space="preserve">own</w:t>
+      </w:r>
+      <w:r>
+        <w:t xml:space="preserve"> </w:t>
+      </w:r>
+      <w:r>
+        <w:t xml:space="preserve">mouse handling rather than the terminal's:</w:t>
+      </w:r>
+    </w:p>
+    <w:p>
+      <w:pPr>
+        <w:pStyle w:val="Compact"/>
+        <w:numPr>
+          <w:ilvl w:val="0"/>
+          <w:numId w:val="1002"/>
+        </w:numPr>
+      </w:pPr>
+      <w:r>
+        <w:t xml:space="preserve">to</w:t>
+      </w:r>
+      <w:r>
+        <w:t xml:space="preserve"> </w:t>
+      </w:r>
+      <w:r>
+        <w:rPr>
+          <w:b/>
+          <w:bCs/>
+        </w:rPr>
+        <w:t xml:space="preserve">wheel-scroll tmux's 50 000-line scrollback inside a full-screen</w:t>
+      </w:r>
+      <w:r>
+        <w:rPr>
+          <w:b/>
+          <w:bCs/>
+        </w:rPr>
+        <w:t xml:space="preserve"> </w:t>
+      </w:r>
+      <w:r>
+        <w:rPr>
+          <w:b/>
+          <w:bCs/>
+        </w:rPr>
+        <w:t xml:space="preserve">TUI</w:t>
+      </w:r>
+      <w:r>
+        <w:t xml:space="preserve"> </w:t>
+      </w:r>
+      <w:r>
+        <w:t xml:space="preserve">(the alternate screen has no scrollback of its own, so with the</w:t>
+      </w:r>
+      <w:r>
+        <w:t xml:space="preserve"> </w:t>
+      </w:r>
+      <w:r>
+        <w:t xml:space="preserve">default</w:t>
+      </w:r>
+      <w:r>
+        <w:t xml:space="preserve"> </w:t>
+      </w:r>
+      <w:r>
+        <w:rPr>
+          <w:rStyle w:val="VerbatimChar"/>
+        </w:rPr>
+        <w:t xml:space="preserve">mouse off</w:t>
+      </w:r>
+      <w:r>
+        <w:t xml:space="preserve"> </w:t>
+      </w:r>
+      <w:r>
+        <w:t xml:space="preserve">your wheel scrolls the terminal's buffer, not tmux's</w:t>
+      </w:r>
+      <w:r>
+        <w:t xml:space="preserve"> </w:t>
+      </w:r>
+      <w:r>
+        <w:t xml:space="preserve">history); or</w:t>
+      </w:r>
+    </w:p>
+    <w:p>
+      <w:pPr>
+        <w:pStyle w:val="Compact"/>
+        <w:numPr>
+          <w:ilvl w:val="0"/>
+          <w:numId w:val="1002"/>
+        </w:numPr>
+      </w:pPr>
+      <w:r>
+        <w:t xml:space="preserve">to</w:t>
+      </w:r>
+      <w:r>
+        <w:t xml:space="preserve"> </w:t>
+      </w:r>
+      <w:r>
+        <w:rPr>
+          <w:b/>
+          <w:bCs/>
+        </w:rPr>
+        <w:t xml:space="preserve">drag-select inside tmux and have the selection copied straight to</w:t>
+      </w:r>
+      <w:r>
+        <w:rPr>
+          <w:b/>
+          <w:bCs/>
+        </w:rPr>
+        <w:t xml:space="preserve"> </w:t>
+      </w:r>
+      <w:r>
+        <w:rPr>
+          <w:b/>
+          <w:bCs/>
+        </w:rPr>
+        <w:t xml:space="preserve">the OS clipboard</w:t>
+      </w:r>
+      <w:r>
+        <w:t xml:space="preserve"> </w:t>
+      </w:r>
+      <w:r>
+        <w:t xml:space="preserve">via the</w:t>
+      </w:r>
+      <w:r>
+        <w:t xml:space="preserve"> </w:t>
+      </w:r>
+      <w:r>
+        <w:rPr>
+          <w:rStyle w:val="VerbatimChar"/>
+        </w:rPr>
+        <w:t xml:space="preserve">@clip</w:t>
+      </w:r>
+      <w:r>
+        <w:t xml:space="preserve"> </w:t>
+      </w:r>
+      <w:r>
+        <w:t xml:space="preserve">pipeline (§3).</w:t>
+      </w:r>
+    </w:p>
+    <w:p>
+      <w:pPr>
+        <w:pStyle w:val="FirstParagraph"/>
+      </w:pPr>
+      <w:r>
+        <w:t xml:space="preserve">Press</w:t>
+      </w:r>
+      <w:r>
+        <w:t xml:space="preserve"> </w:t>
+      </w:r>
+      <w:r>
+        <w:rPr>
+          <w:rStyle w:val="VerbatimChar"/>
+          <w:b/>
+          <w:bCs/>
+        </w:rPr>
+        <w:t xml:space="preserve">prefix m</w:t>
+      </w:r>
+      <w:r>
+        <w:t xml:space="preserve"> </w:t>
+      </w:r>
+      <w:r>
+        <w:t xml:space="preserve">to toggle tmux mouse</w:t>
+      </w:r>
+      <w:r>
+        <w:t xml:space="preserve"> </w:t>
+      </w:r>
+      <w:r>
+        <w:rPr>
+          <w:b/>
+          <w:bCs/>
+        </w:rPr>
+        <w:t xml:space="preserve">ON</w:t>
+      </w:r>
+      <w:r>
+        <w:t xml:space="preserve">:</w:t>
+      </w:r>
+    </w:p>
+    <w:p>
+      <w:pPr>
+        <w:pStyle w:val="SourceCode"/>
+      </w:pPr>
+      <w:r>
+        <w:rPr>
+          <w:rStyle w:val="VerbatimChar"/>
+        </w:rPr>
+        <w:t xml:space="preserve">bind m set -g mouse \; display-message 'mouse #{?mouse,ON (tmux selection: drag, or Shift-drag in apps),OFF (use native terminal selection: drag + Cmd-C)}'</w:t>
+      </w:r>
+    </w:p>
+    <w:p>
+      <w:pPr>
+        <w:pStyle w:val="FirstParagraph"/>
+      </w:pPr>
+      <w:r>
+        <w:t xml:space="preserve">While mouse is ON, the shipped config's</w:t>
+      </w:r>
+      <w:r>
+        <w:t xml:space="preserve"> </w:t>
+      </w:r>
+      <w:r>
+        <w:rPr>
+          <w:rStyle w:val="VerbatimChar"/>
+        </w:rPr>
+        <w:t xml:space="preserve">WheelUpPane</w:t>
+      </w:r>
+      <w:r>
+        <w:t xml:space="preserve"> </w:t>
+      </w:r>
+      <w:r>
+        <w:t xml:space="preserve">/</w:t>
+      </w:r>
+      <w:r>
+        <w:t xml:space="preserve"> </w:t>
+      </w:r>
+      <w:r>
+        <w:rPr>
+          <w:rStyle w:val="VerbatimChar"/>
+        </w:rPr>
+        <w:t xml:space="preserve">WheelDownPane</w:t>
+      </w:r>
+      <w:r>
+        <w:t xml:space="preserve"> </w:t>
+      </w:r>
+      <w:r>
+        <w:t xml:space="preserve">overrides make the wheel always drive tmux copy-mode scrollback, and a</w:t>
+      </w:r>
+      <w:r>
+        <w:t xml:space="preserve"> </w:t>
+      </w:r>
+      <w:r>
+        <w:t xml:space="preserve">tmux drag selects and copies on release. Press</w:t>
+      </w:r>
+      <w:r>
+        <w:t xml:space="preserve"> </w:t>
+      </w:r>
+      <w:r>
+        <w:rPr>
+          <w:rStyle w:val="VerbatimChar"/>
+          <w:b/>
+          <w:bCs/>
+        </w:rPr>
+        <w:t xml:space="preserve">prefix m</w:t>
+      </w:r>
+      <w:r>
+        <w:t xml:space="preserve"> </w:t>
+      </w:r>
+      <w:r>
+        <w:t xml:space="preserve">again to</w:t>
+      </w:r>
+      <w:r>
+        <w:t xml:space="preserve"> </w:t>
+      </w:r>
+      <w:r>
+        <w:t xml:space="preserve">return to native terminal selection + scrolling. The status line confirms</w:t>
+      </w:r>
+      <w:r>
+        <w:t xml:space="preserve"> </w:t>
+      </w:r>
+      <w:r>
+        <w:t xml:space="preserve">the new state each time. (tmux toggles a flag/choice option when its value</w:t>
+      </w:r>
+      <w:r>
+        <w:t xml:space="preserve"> </w:t>
+      </w:r>
+      <w:r>
+        <w:t xml:space="preserve">is omitted — see Sources verified.)</w:t>
+      </w:r>
+    </w:p>
+    <w:bookmarkEnd w:id="11"/>
+    <w:bookmarkStart w:id="12" w:name="X04a100b017f4df251a2def7ab3dc34fc402a255"/>
+    <w:p>
+      <w:pPr>
+        <w:pStyle w:val="Heading3"/>
+      </w:pPr>
+      <w:r>
+        <w:t xml:space="preserve">Modifier-drag fallback while tmux mouse is ON (Alt / Shift)</w:t>
+      </w:r>
+    </w:p>
+    <w:p>
+      <w:pPr>
+        <w:pStyle w:val="FirstParagraph"/>
+      </w:pPr>
+      <w:r>
+        <w:t xml:space="preserve">This subsection is a</w:t>
+      </w:r>
+      <w:r>
+        <w:t xml:space="preserve"> </w:t>
+      </w:r>
+      <w:r>
+        <w:rPr>
+          <w:b/>
+          <w:bCs/>
+        </w:rPr>
+        <w:t xml:space="preserve">fallback for the</w:t>
+      </w:r>
+      <w:r>
+        <w:rPr>
+          <w:b/>
+          <w:bCs/>
+        </w:rPr>
+        <w:t xml:space="preserve"> </w:t>
+      </w:r>
+      <w:r>
+        <w:rPr>
+          <w:rStyle w:val="VerbatimChar"/>
+          <w:b/>
+          <w:bCs/>
+        </w:rPr>
+        <w:t xml:space="preserve">mouse on</w:t>
+      </w:r>
+      <w:r>
+        <w:rPr>
+          <w:b/>
+          <w:bCs/>
+        </w:rPr>
+        <w:t xml:space="preserve"> </w:t>
+      </w:r>
+      <w:r>
+        <w:rPr>
+          <w:b/>
+          <w:bCs/>
+        </w:rPr>
+        <w:t xml:space="preserve">state only</w:t>
+      </w:r>
+      <w:r>
+        <w:t xml:space="preserve"> </w:t>
+      </w:r>
+      <w:r>
+        <w:t xml:space="preserve">— you do</w:t>
+      </w:r>
+      <w:r>
+        <w:t xml:space="preserve"> </w:t>
+      </w:r>
+      <w:r>
+        <w:t xml:space="preserve">not need it for normal default-mode copying. When tmux mouse is ON and a</w:t>
+      </w:r>
+      <w:r>
+        <w:t xml:space="preserve"> </w:t>
+      </w:r>
+      <w:r>
+        <w:t xml:space="preserve">TUI (Claude Code, vim, less, htop) is also requesting mouse tracking, an</w:t>
+      </w:r>
+      <w:r>
+        <w:t xml:space="preserve"> </w:t>
+      </w:r>
+      <w:r>
+        <w:rPr>
+          <w:i/>
+          <w:iCs/>
+        </w:rPr>
+        <w:t xml:space="preserve">unmodified</w:t>
+      </w:r>
+      <w:r>
+        <w:t xml:space="preserve"> </w:t>
+      </w:r>
+      <w:r>
+        <w:t xml:space="preserve">drag is forwarded to the app (so the app's own click</w:t>
+      </w:r>
+      <w:r>
+        <w:t xml:space="preserve"> </w:t>
+      </w:r>
+      <w:r>
+        <w:t xml:space="preserve">behaviour keeps working) and therefore does not enter tmux copy-mode.</w:t>
+      </w:r>
+      <w:r>
+        <w:t xml:space="preserve"> </w:t>
+      </w:r>
+      <w:r>
         <w:t xml:space="preserve">tmux 3.6a supports modifier-prefixed mouse events (</w:t>
       </w:r>
       <w:r>
@@ -743,19 +1557,7 @@
         <w:t xml:space="preserve"> </w:t>
       </w:r>
       <w:r>
-        <w:t xml:space="preserve">under "key names"). vasic-digital tmux v1.0.15 adds two dedicated bindings to the shipped</w:t>
-      </w:r>
-      <w:r>
-        <w:t xml:space="preserve"> </w:t>
-      </w:r>
-      <w:r>
-        <w:rPr>
-          <w:rStyle w:val="VerbatimChar"/>
-        </w:rPr>
-        <w:t xml:space="preserve">~/.tmux.conf</w:t>
-      </w:r>
-      <w:r>
-        <w:t xml:space="preserve">:</w:t>
+        <w:t xml:space="preserve">under "key names"), and the shipped config adds:</w:t>
       </w:r>
     </w:p>
     <w:p>
@@ -801,7 +1603,7 @@
         <w:pStyle w:val="FirstParagraph"/>
       </w:pPr>
       <w:r>
-        <w:t xml:space="preserve">Effect:</w:t>
+        <w:t xml:space="preserve">Effect: with tmux mouse ON,</w:t>
       </w:r>
       <w:r>
         <w:t xml:space="preserve"> </w:t>
@@ -833,13 +1635,39 @@
           <w:b/>
           <w:bCs/>
         </w:rPr>
-        <w:t xml:space="preserve">on macOS) or Shift while you drag</w:t>
-      </w:r>
-      <w:r>
-        <w:t xml:space="preserve"> </w:t>
-      </w:r>
-      <w:r>
-        <w:t xml:space="preserve">and tmux forces copy-mode entry regardless of what the TUI is doing with the mouse. Release the drag and the selection goes straight through the OS clipboard pipeline (</w:t>
+        <w:t xml:space="preserve">on macOS) or Shift while</w:t>
+      </w:r>
+      <w:r>
+        <w:rPr>
+          <w:b/>
+          <w:bCs/>
+        </w:rPr>
+        <w:t xml:space="preserve"> </w:t>
+      </w:r>
+      <w:r>
+        <w:rPr>
+          <w:b/>
+          <w:bCs/>
+        </w:rPr>
+        <w:t xml:space="preserve">you drag</w:t>
+      </w:r>
+      <w:r>
+        <w:t xml:space="preserve"> </w:t>
+      </w:r>
+      <w:r>
+        <w:t xml:space="preserve">to force tmux copy-mode entry regardless of what the TUI does</w:t>
+      </w:r>
+      <w:r>
+        <w:t xml:space="preserve"> </w:t>
+      </w:r>
+      <w:r>
+        <w:t xml:space="preserve">with the mouse; release and the selection goes through the OS clipboard</w:t>
+      </w:r>
+      <w:r>
+        <w:t xml:space="preserve"> </w:t>
+      </w:r>
+      <w:r>
+        <w:t xml:space="preserve">pipeline (</w:t>
       </w:r>
       <w:r>
         <w:rPr>
@@ -848,7 +1676,34 @@
         <w:t xml:space="preserve">@clip</w:t>
       </w:r>
       <w:r>
-        <w:t xml:space="preserve">, see §3 below). A plain (unmodified) drag still goes to the app, so Claude Code's own click behaviour is preserved.</w:t>
+        <w:t xml:space="preserve">, §3). In practice, for everyday copying you are usually</w:t>
+      </w:r>
+      <w:r>
+        <w:t xml:space="preserve"> </w:t>
+      </w:r>
+      <w:r>
+        <w:t xml:space="preserve">better off staying in the default</w:t>
+      </w:r>
+      <w:r>
+        <w:t xml:space="preserve"> </w:t>
+      </w:r>
+      <w:r>
+        <w:rPr>
+          <w:rStyle w:val="VerbatimChar"/>
+        </w:rPr>
+        <w:t xml:space="preserve">mouse off</w:t>
+      </w:r>
+      <w:r>
+        <w:t xml:space="preserve"> </w:t>
+      </w:r>
+      <w:r>
+        <w:t xml:space="preserve">state and using native</w:t>
+      </w:r>
+      <w:r>
+        <w:t xml:space="preserve"> </w:t>
+      </w:r>
+      <w:r>
+        <w:t xml:space="preserve">selection — which needs no modifier at all.</w:t>
       </w:r>
     </w:p>
     <w:tbl>
@@ -884,7 +1739,7 @@
               <w:pStyle w:val="Compact"/>
             </w:pPr>
             <w:r>
-              <w:t xml:space="preserve">Recommended modifier</w:t>
+              <w:t xml:space="preserve">Modifier (only when tmux mouse is ON)</w:t>
             </w:r>
           </w:p>
         </w:tc>
@@ -938,7 +1793,7 @@
               <w:pStyle w:val="Compact"/>
             </w:pPr>
             <w:r>
-              <w:t xml:space="preserve">The most reliable in-tmux gesture: no mainstream terminal claims Shift as a bypass modifier, so Shift-mouse events are forwarded to tmux, which forces copy-mode via</w:t>
+              <w:t xml:space="preserve">No mainstream terminal claims Shift as a bypass modifier, so Shift-mouse events reach tmux →</w:t>
             </w:r>
             <w:r>
               <w:t xml:space="preserve"> </w:t>
@@ -985,7 +1840,7 @@
               <w:pStyle w:val="Compact"/>
             </w:pPr>
             <w:r>
-              <w:t xml:space="preserve">Option passes through to tmux on these terminals →</w:t>
+              <w:t xml:space="preserve">Option passes through to tmux →</w:t>
             </w:r>
             <w:r>
               <w:t xml:space="preserve"> </w:t>
@@ -1079,7 +1934,7 @@
           <w:b/>
           <w:bCs/>
         </w:rPr>
-        <w:t xml:space="preserve">iTerm2 caveat (forensic anchor: user report 2026-05-29).</w:t>
+        <w:t xml:space="preserve">iTerm2 note.</w:t>
       </w:r>
       <w:r>
         <w:t xml:space="preserve"> </w:t>
@@ -1098,23 +1953,13 @@
         <w:t xml:space="preserve">Option Key Sends = Normal</w:t>
       </w:r>
       <w:r>
-        <w:t xml:space="preserve">, iTerm2 treats</w:t>
-      </w:r>
-      <w:r>
-        <w:t xml:space="preserve"> </w:t>
-      </w:r>
-      <w:r>
-        <w:rPr>
-          <w:b/>
-          <w:bCs/>
-        </w:rPr>
-        <w:t xml:space="preserve">Option-drag as its OWN native-selection bypass</w:t>
-      </w:r>
-      <w:r>
-        <w:t xml:space="preserve"> </w:t>
-      </w:r>
-      <w:r>
-        <w:t xml:space="preserve">— the drag never reaches tmux, so</w:t>
+        <w:t xml:space="preserve">,</w:t>
+      </w:r>
+      <w:r>
+        <w:t xml:space="preserve"> </w:t>
+      </w:r>
+      <w:r>
+        <w:t xml:space="preserve">iTerm2 treats Option-drag as its own native-selection bypass, so</w:t>
       </w:r>
       <w:r>
         <w:t xml:space="preserve"> </w:t>
@@ -1129,7 +1974,43 @@
         <w:t xml:space="preserve"> </w:t>
       </w:r>
       <w:r>
-        <w:t xml:space="preserve">does NOT fire. That native iTerm2 selection still works (copy it with</w:t>
+        <w:t xml:space="preserve">does not fire there; use Shift-drag if you are in the</w:t>
+      </w:r>
+      <w:r>
+        <w:t xml:space="preserve"> </w:t>
+      </w:r>
+      <w:r>
+        <w:rPr>
+          <w:rStyle w:val="VerbatimChar"/>
+        </w:rPr>
+        <w:t xml:space="preserve">mouse on</w:t>
+      </w:r>
+      <w:r>
+        <w:t xml:space="preserve"> </w:t>
+      </w:r>
+      <w:r>
+        <w:t xml:space="preserve">state. None of this matters in the default</w:t>
+      </w:r>
+      <w:r>
+        <w:t xml:space="preserve"> </w:t>
+      </w:r>
+      <w:r>
+        <w:rPr>
+          <w:rStyle w:val="VerbatimChar"/>
+        </w:rPr>
+        <w:t xml:space="preserve">mouse off</w:t>
+      </w:r>
+      <w:r>
+        <w:t xml:space="preserve"> </w:t>
+      </w:r>
+      <w:r>
+        <w:t xml:space="preserve">state,</w:t>
+      </w:r>
+      <w:r>
+        <w:t xml:space="preserve"> </w:t>
+      </w:r>
+      <w:r>
+        <w:t xml:space="preserve">where iTerm2's native click-drag →</w:t>
       </w:r>
       <w:r>
         <w:t xml:space="preserve"> </w:t>
@@ -1141,195 +2022,10 @@
         <w:t xml:space="preserve">Cmd-C</w:t>
       </w:r>
       <w:r>
-        <w:t xml:space="preserve">), but if you want tmux's copy-mode selection,</w:t>
-      </w:r>
-      <w:r>
-        <w:t xml:space="preserve"> </w:t>
-      </w:r>
-      <w:r>
-        <w:rPr>
-          <w:b/>
-          <w:bCs/>
-        </w:rPr>
-        <w:t xml:space="preserve">use Shift-drag</w:t>
-      </w:r>
-      <w:r>
-        <w:t xml:space="preserve"> </w:t>
-      </w:r>
-      <w:r>
-        <w:t xml:space="preserve">(or the</w:t>
-      </w:r>
-      <w:r>
-        <w:t xml:space="preserve"> </w:t>
-      </w:r>
-      <w:r>
-        <w:rPr>
-          <w:rStyle w:val="VerbatimChar"/>
-        </w:rPr>
-        <w:t xml:space="preserve">prefix m</w:t>
-      </w:r>
-      <w:r>
-        <w:t xml:space="preserve"> </w:t>
-      </w:r>
-      <w:r>
-        <w:t xml:space="preserve">toggle below). This is why Shift is the recommended cross-terminal gesture.</w:t>
-      </w:r>
-    </w:p>
-    <w:bookmarkEnd w:id="11"/>
-    <w:bookmarkStart w:id="12" w:name="X77efddea3e9221c9eb686c9cccf2c345d3ca81b"/>
-    <w:p>
-      <w:pPr>
-        <w:pStyle w:val="Heading3"/>
-      </w:pPr>
-      <w:r>
-        <w:t xml:space="preserve">The simplest, always-works escape:</w:t>
-      </w:r>
-      <w:r>
-        <w:t xml:space="preserve"> </w:t>
-      </w:r>
-      <w:r>
-        <w:rPr>
-          <w:rStyle w:val="VerbatimChar"/>
-        </w:rPr>
-        <w:t xml:space="preserve">prefix + m</w:t>
-      </w:r>
-      <w:r>
-        <w:t xml:space="preserve"> </w:t>
-      </w:r>
-      <w:r>
-        <w:t xml:space="preserve">(v1.0.17)</w:t>
-      </w:r>
-    </w:p>
-    <w:p>
-      <w:pPr>
-        <w:pStyle w:val="FirstParagraph"/>
-      </w:pPr>
-      <w:r>
-        <w:t xml:space="preserve">If you just want to</w:t>
-      </w:r>
-      <w:r>
-        <w:t xml:space="preserve"> </w:t>
-      </w:r>
-      <w:r>
-        <w:rPr>
-          <w:b/>
-          <w:bCs/>
-        </w:rPr>
-        <w:t xml:space="preserve">select and copy with the mouse like a normal terminal</w:t>
-      </w:r>
-      <w:r>
-        <w:t xml:space="preserve"> </w:t>
-      </w:r>
-      <w:r>
-        <w:t xml:space="preserve">— no modifier gymnastics, works identically in Claude Code, vim, plain shell, every terminal:</w:t>
-      </w:r>
-    </w:p>
-    <w:p>
-      <w:pPr>
-        <w:pStyle w:val="SourceCode"/>
-      </w:pPr>
-      <w:r>
-        <w:rPr>
-          <w:rStyle w:val="VerbatimChar"/>
-        </w:rPr>
-        <w:t xml:space="preserve">bind m set -g mouse \; display-message 'mouse #{?mouse,ON …,OFF (use native terminal selection: drag + Cmd-C)}'</w:t>
-      </w:r>
-    </w:p>
-    <w:p>
-      <w:pPr>
-        <w:pStyle w:val="FirstParagraph"/>
-      </w:pPr>
-      <w:r>
-        <w:t xml:space="preserve">Press</w:t>
-      </w:r>
-      <w:r>
-        <w:t xml:space="preserve"> </w:t>
-      </w:r>
-      <w:r>
-        <w:rPr>
-          <w:rStyle w:val="VerbatimChar"/>
-          <w:b/>
-          <w:bCs/>
-        </w:rPr>
-        <w:t xml:space="preserve">prefix m</w:t>
-      </w:r>
-      <w:r>
-        <w:t xml:space="preserve"> </w:t>
-      </w:r>
-      <w:r>
-        <w:t xml:space="preserve">to toggle tmux's mouse handling</w:t>
-      </w:r>
-      <w:r>
-        <w:t xml:space="preserve"> </w:t>
-      </w:r>
-      <w:r>
-        <w:rPr>
-          <w:b/>
-          <w:bCs/>
-        </w:rPr>
-        <w:t xml:space="preserve">OFF</w:t>
-      </w:r>
-      <w:r>
-        <w:t xml:space="preserve">. With mouse off, tmux stops capturing drags entirely, so the</w:t>
-      </w:r>
-      <w:r>
-        <w:t xml:space="preserve"> </w:t>
-      </w:r>
-      <w:r>
-        <w:rPr>
-          <w:b/>
-          <w:bCs/>
-        </w:rPr>
-        <w:t xml:space="preserve">outer terminal's own selection</w:t>
-      </w:r>
-      <w:r>
-        <w:t xml:space="preserve"> </w:t>
-      </w:r>
-      <w:r>
-        <w:t xml:space="preserve">(iTerm2 / Terminal.app / WezTerm / any Linux terminal: click-drag →</w:t>
-      </w:r>
-      <w:r>
-        <w:t xml:space="preserve"> </w:t>
-      </w:r>
-      <w:r>
-        <w:rPr>
-          <w:rStyle w:val="VerbatimChar"/>
-        </w:rPr>
-        <w:t xml:space="preserve">Cmd-C</w:t>
-      </w:r>
-      <w:r>
-        <w:t xml:space="preserve"> </w:t>
-      </w:r>
-      <w:r>
-        <w:t xml:space="preserve">or right-click → Copy) works</w:t>
-      </w:r>
-      <w:r>
-        <w:t xml:space="preserve"> </w:t>
-      </w:r>
-      <w:r>
-        <w:rPr>
-          <w:b/>
-          <w:bCs/>
-        </w:rPr>
-        <w:t xml:space="preserve">everywhere, including inside Claude Code</w:t>
-      </w:r>
-      <w:r>
-        <w:t xml:space="preserve">. Press</w:t>
-      </w:r>
-      <w:r>
-        <w:t xml:space="preserve"> </w:t>
-      </w:r>
-      <w:r>
-        <w:rPr>
-          <w:rStyle w:val="VerbatimChar"/>
-        </w:rPr>
-        <w:t xml:space="preserve">prefix m</w:t>
-      </w:r>
-      <w:r>
-        <w:t xml:space="preserve"> </w:t>
-      </w:r>
-      <w:r>
-        <w:t xml:space="preserve">again to turn mouse back ON and restore tmux scrollback + copy-mode. The status line shows the new state each time. (tmux toggles a flag option when its value is omitted — see Sources verified.)</w:t>
+        <w:t xml:space="preserve"> </w:t>
+      </w:r>
+      <w:r>
+        <w:t xml:space="preserve">simply works.</w:t>
       </w:r>
     </w:p>
     <w:p>
@@ -1664,7 +2360,7 @@
         <w:pStyle w:val="Compact"/>
         <w:numPr>
           <w:ilvl w:val="0"/>
-          <w:numId w:val="1001"/>
+          <w:numId w:val="1003"/>
         </w:numPr>
       </w:pPr>
       <w:r>
@@ -1700,7 +2396,7 @@
         <w:pStyle w:val="Compact"/>
         <w:numPr>
           <w:ilvl w:val="0"/>
-          <w:numId w:val="1001"/>
+          <w:numId w:val="1003"/>
         </w:numPr>
       </w:pPr>
       <w:r>
@@ -2451,13 +3147,159 @@
           <w:b/>
           <w:bCs/>
         </w:rPr>
-        <w:t xml:space="preserve">"Alt-drag selects nothing; the app still gets the drag."</w:t>
-      </w:r>
-      <w:r>
-        <w:t xml:space="preserve"> </w:t>
-      </w:r>
-      <w:r>
-        <w:t xml:space="preserve">Your terminal is capturing Alt before tmux sees it (common on Linux with gnome-terminal's "Use Alt as Meta" preference disabled). Try Shift-drag instead. As a permanent fix, check the terminal's "Pass Alt through to applications" / "Use Option as Meta key" setting.</w:t>
+        <w:t xml:space="preserve">"I can't select / copy with the mouse."</w:t>
+      </w:r>
+      <w:r>
+        <w:t xml:space="preserve"> </w:t>
+      </w:r>
+      <w:r>
+        <w:t xml:space="preserve">First make sure you are in the</w:t>
+      </w:r>
+      <w:r>
+        <w:t xml:space="preserve"> </w:t>
+      </w:r>
+      <w:r>
+        <w:rPr>
+          <w:b/>
+          <w:bCs/>
+        </w:rPr>
+        <w:t xml:space="preserve">default</w:t>
+      </w:r>
+      <w:r>
+        <w:rPr>
+          <w:b/>
+          <w:bCs/>
+        </w:rPr>
+        <w:t xml:space="preserve"> </w:t>
+      </w:r>
+      <w:r>
+        <w:rPr>
+          <w:rStyle w:val="VerbatimChar"/>
+          <w:b/>
+          <w:bCs/>
+        </w:rPr>
+        <w:t xml:space="preserve">mouse off</w:t>
+      </w:r>
+      <w:r>
+        <w:t xml:space="preserve"> </w:t>
+      </w:r>
+      <w:r>
+        <w:t xml:space="preserve">state — then just</w:t>
+      </w:r>
+      <w:r>
+        <w:t xml:space="preserve"> </w:t>
+      </w:r>
+      <w:r>
+        <w:t xml:space="preserve">use the</w:t>
+      </w:r>
+      <w:r>
+        <w:t xml:space="preserve"> </w:t>
+      </w:r>
+      <w:r>
+        <w:rPr>
+          <w:b/>
+          <w:bCs/>
+        </w:rPr>
+        <w:t xml:space="preserve">native terminal</w:t>
+      </w:r>
+      <w:r>
+        <w:t xml:space="preserve"> </w:t>
+      </w:r>
+      <w:r>
+        <w:t xml:space="preserve">selection (click-drag →</w:t>
+      </w:r>
+      <w:r>
+        <w:t xml:space="preserve"> </w:t>
+      </w:r>
+      <w:r>
+        <w:rPr>
+          <w:rStyle w:val="VerbatimChar"/>
+        </w:rPr>
+        <w:t xml:space="preserve">Cmd-C</w:t>
+      </w:r>
+      <w:r>
+        <w:t xml:space="preserve"> </w:t>
+      </w:r>
+      <w:r>
+        <w:t xml:space="preserve">/</w:t>
+      </w:r>
+      <w:r>
+        <w:t xml:space="preserve"> </w:t>
+      </w:r>
+      <w:r>
+        <w:t xml:space="preserve">right-click → Copy), which works everywhere. Check the state with</w:t>
+      </w:r>
+      <w:r>
+        <w:t xml:space="preserve"> </w:t>
+      </w:r>
+      <w:r>
+        <w:rPr>
+          <w:rStyle w:val="VerbatimChar"/>
+        </w:rPr>
+        <w:t xml:space="preserve">tmux show -gv mouse</w:t>
+      </w:r>
+      <w:r>
+        <w:t xml:space="preserve"> </w:t>
+      </w:r>
+      <w:r>
+        <w:t xml:space="preserve">(should print</w:t>
+      </w:r>
+      <w:r>
+        <w:t xml:space="preserve"> </w:t>
+      </w:r>
+      <w:r>
+        <w:rPr>
+          <w:rStyle w:val="VerbatimChar"/>
+        </w:rPr>
+        <w:t xml:space="preserve">off</w:t>
+      </w:r>
+      <w:r>
+        <w:t xml:space="preserve">); if it prints</w:t>
+      </w:r>
+      <w:r>
+        <w:t xml:space="preserve"> </w:t>
+      </w:r>
+      <w:r>
+        <w:rPr>
+          <w:rStyle w:val="VerbatimChar"/>
+        </w:rPr>
+        <w:t xml:space="preserve">on</w:t>
+      </w:r>
+      <w:r>
+        <w:t xml:space="preserve">, press</w:t>
+      </w:r>
+      <w:r>
+        <w:t xml:space="preserve"> </w:t>
+      </w:r>
+      <w:r>
+        <w:rPr>
+          <w:rStyle w:val="VerbatimChar"/>
+        </w:rPr>
+        <w:t xml:space="preserve">prefix m</w:t>
+      </w:r>
+      <w:r>
+        <w:t xml:space="preserve"> </w:t>
+      </w:r>
+      <w:r>
+        <w:t xml:space="preserve">to toggle back to native. Modifier-drag (next item) is only</w:t>
+      </w:r>
+      <w:r>
+        <w:t xml:space="preserve"> </w:t>
+      </w:r>
+      <w:r>
+        <w:t xml:space="preserve">relevant when you have deliberately turned tmux mouse ON with</w:t>
+      </w:r>
+      <w:r>
+        <w:t xml:space="preserve"> </w:t>
+      </w:r>
+      <w:r>
+        <w:rPr>
+          <w:rStyle w:val="VerbatimChar"/>
+        </w:rPr>
+        <w:t xml:space="preserve">prefix m</w:t>
+      </w:r>
+      <w:r>
+        <w:t xml:space="preserve">.</w:t>
       </w:r>
     </w:p>
     <w:p>
@@ -2469,6 +3311,68 @@
           <w:b/>
           <w:bCs/>
         </w:rPr>
+        <w:t xml:space="preserve">"Alt-drag selects nothing; the app still gets the drag" (only matters in the</w:t>
+      </w:r>
+      <w:r>
+        <w:rPr>
+          <w:b/>
+          <w:bCs/>
+        </w:rPr>
+        <w:t xml:space="preserve"> </w:t>
+      </w:r>
+      <w:r>
+        <w:rPr>
+          <w:rStyle w:val="VerbatimChar"/>
+          <w:b/>
+          <w:bCs/>
+        </w:rPr>
+        <w:t xml:space="preserve">mouse on</w:t>
+      </w:r>
+      <w:r>
+        <w:rPr>
+          <w:b/>
+          <w:bCs/>
+        </w:rPr>
+        <w:t xml:space="preserve"> </w:t>
+      </w:r>
+      <w:r>
+        <w:rPr>
+          <w:b/>
+          <w:bCs/>
+        </w:rPr>
+        <w:t xml:space="preserve">state).</w:t>
+      </w:r>
+      <w:r>
+        <w:t xml:space="preserve"> </w:t>
+      </w:r>
+      <w:r>
+        <w:t xml:space="preserve">Your terminal is capturing Alt before tmux sees it (common on Linux with gnome-terminal's "Use Alt as Meta" preference disabled). Try Shift-drag instead — or simply press</w:t>
+      </w:r>
+      <w:r>
+        <w:t xml:space="preserve"> </w:t>
+      </w:r>
+      <w:r>
+        <w:rPr>
+          <w:rStyle w:val="VerbatimChar"/>
+        </w:rPr>
+        <w:t xml:space="preserve">prefix m</w:t>
+      </w:r>
+      <w:r>
+        <w:t xml:space="preserve"> </w:t>
+      </w:r>
+      <w:r>
+        <w:t xml:space="preserve">to return to native selection, which needs no modifier. As a permanent fix, check the terminal's "Pass Alt through to applications" / "Use Option as Meta key" setting.</w:t>
+      </w:r>
+    </w:p>
+    <w:p>
+      <w:pPr>
+        <w:pStyle w:val="BodyText"/>
+      </w:pPr>
+      <w:r>
+        <w:rPr>
+          <w:b/>
+          <w:bCs/>
+        </w:rPr>
         <w:t xml:space="preserve">"</w:t>
       </w:r>
       <w:r>
@@ -2644,13 +3548,79 @@
           <w:b/>
           <w:bCs/>
         </w:rPr>
-        <w:t xml:space="preserve">"Scrollback works in the shell but not in Claude Code."</w:t>
-      </w:r>
-      <w:r>
-        <w:t xml:space="preserve"> </w:t>
-      </w:r>
-      <w:r>
-        <w:t xml:space="preserve">That's the same root cause as the selection problem above — Claude Code holds the alt-screen with mouse tracking. The shipped config overrides</w:t>
+        <w:t xml:space="preserve">"I want to scroll tmux's scrollback inside Claude Code, but the wheel scrolls the terminal instead."</w:t>
+      </w:r>
+      <w:r>
+        <w:t xml:space="preserve"> </w:t>
+      </w:r>
+      <w:r>
+        <w:t xml:space="preserve">That is expected in the default</w:t>
+      </w:r>
+      <w:r>
+        <w:t xml:space="preserve"> </w:t>
+      </w:r>
+      <w:r>
+        <w:rPr>
+          <w:rStyle w:val="VerbatimChar"/>
+        </w:rPr>
+        <w:t xml:space="preserve">mouse off</w:t>
+      </w:r>
+      <w:r>
+        <w:t xml:space="preserve"> </w:t>
+      </w:r>
+      <w:r>
+        <w:t xml:space="preserve">state — the wheel drives the</w:t>
+      </w:r>
+      <w:r>
+        <w:t xml:space="preserve"> </w:t>
+      </w:r>
+      <w:r>
+        <w:rPr>
+          <w:i/>
+          <w:iCs/>
+        </w:rPr>
+        <w:t xml:space="preserve">terminal's</w:t>
+      </w:r>
+      <w:r>
+        <w:t xml:space="preserve"> </w:t>
+      </w:r>
+      <w:r>
+        <w:t xml:space="preserve">native scroll, and a full-screen TUI's alternate screen has</w:t>
+      </w:r>
+      <w:r>
+        <w:t xml:space="preserve"> </w:t>
+      </w:r>
+      <w:r>
+        <w:t xml:space="preserve">no scrollback of its own. To page back through tmux's own 50 000-line</w:t>
+      </w:r>
+      <w:r>
+        <w:t xml:space="preserve"> </w:t>
+      </w:r>
+      <w:r>
+        <w:t xml:space="preserve">history inside the TUI, press</w:t>
+      </w:r>
+      <w:r>
+        <w:t xml:space="preserve"> </w:t>
+      </w:r>
+      <w:r>
+        <w:rPr>
+          <w:rStyle w:val="VerbatimChar"/>
+          <w:b/>
+          <w:bCs/>
+        </w:rPr>
+        <w:t xml:space="preserve">prefix m</w:t>
+      </w:r>
+      <w:r>
+        <w:t xml:space="preserve"> </w:t>
+      </w:r>
+      <w:r>
+        <w:t xml:space="preserve">to toggle tmux mouse ON: the</w:t>
+      </w:r>
+      <w:r>
+        <w:t xml:space="preserve"> </w:t>
+      </w:r>
+      <w:r>
+        <w:t xml:space="preserve">shipped config's</w:t>
       </w:r>
       <w:r>
         <w:t xml:space="preserve"> </w:t>
@@ -2680,22 +3650,58 @@
         <w:t xml:space="preserve"> </w:t>
       </w:r>
       <w:r>
-        <w:t xml:space="preserve">so wheel scroll ALWAYS drives tmux's scrollback regardless of the app's mouse mode. If wheel scroll still misbehaves,</w:t>
-      </w:r>
-      <w:r>
-        <w:t xml:space="preserve"> </w:t>
-      </w:r>
-      <w:r>
-        <w:rPr>
-          <w:rStyle w:val="VerbatimChar"/>
-        </w:rPr>
-        <w:t xml:space="preserve">tmux show -g | grep WheelUp</w:t>
-      </w:r>
-      <w:r>
-        <w:t xml:space="preserve"> </w:t>
-      </w:r>
-      <w:r>
-        <w:t xml:space="preserve">should show the binding; if it doesn't, regenerate the config.</w:t>
+        <w:t xml:space="preserve">overrides then make the</w:t>
+      </w:r>
+      <w:r>
+        <w:t xml:space="preserve"> </w:t>
+      </w:r>
+      <w:r>
+        <w:t xml:space="preserve">wheel drive tmux copy-mode scrollback regardless of the app's mouse mode.</w:t>
+      </w:r>
+      <w:r>
+        <w:t xml:space="preserve"> </w:t>
+      </w:r>
+      <w:r>
+        <w:t xml:space="preserve">Press</w:t>
+      </w:r>
+      <w:r>
+        <w:t xml:space="preserve"> </w:t>
+      </w:r>
+      <w:r>
+        <w:rPr>
+          <w:rStyle w:val="VerbatimChar"/>
+        </w:rPr>
+        <w:t xml:space="preserve">prefix m</w:t>
+      </w:r>
+      <w:r>
+        <w:t xml:space="preserve"> </w:t>
+      </w:r>
+      <w:r>
+        <w:t xml:space="preserve">again to return to native scrolling. (Confirm the</w:t>
+      </w:r>
+      <w:r>
+        <w:t xml:space="preserve"> </w:t>
+      </w:r>
+      <w:r>
+        <w:t xml:space="preserve">overrides exist with</w:t>
+      </w:r>
+      <w:r>
+        <w:t xml:space="preserve"> </w:t>
+      </w:r>
+      <w:r>
+        <w:rPr>
+          <w:rStyle w:val="VerbatimChar"/>
+        </w:rPr>
+        <w:t xml:space="preserve">tmux show -g | grep -i WheelUp</w:t>
+      </w:r>
+      <w:r>
+        <w:t xml:space="preserve">; if absent,</w:t>
+      </w:r>
+      <w:r>
+        <w:t xml:space="preserve"> </w:t>
+      </w:r>
+      <w:r>
+        <w:t xml:space="preserve">regenerate the config.)</w:t>
       </w:r>
     </w:p>
     <w:p>
@@ -3171,7 +4177,7 @@
         <w:pStyle w:val="Compact"/>
         <w:numPr>
           <w:ilvl w:val="0"/>
-          <w:numId w:val="1002"/>
+          <w:numId w:val="1004"/>
         </w:numPr>
       </w:pPr>
       <w:r>
@@ -3192,7 +4198,7 @@
         <w:pStyle w:val="Compact"/>
         <w:numPr>
           <w:ilvl w:val="0"/>
-          <w:numId w:val="1002"/>
+          <w:numId w:val="1004"/>
         </w:numPr>
       </w:pPr>
       <w:hyperlink r:id="rId19">
@@ -3215,7 +4221,7 @@
         <w:pStyle w:val="Compact"/>
         <w:numPr>
           <w:ilvl w:val="0"/>
-          <w:numId w:val="1002"/>
+          <w:numId w:val="1004"/>
         </w:numPr>
       </w:pPr>
       <w:hyperlink r:id="rId20">
@@ -3238,7 +4244,7 @@
         <w:pStyle w:val="Compact"/>
         <w:numPr>
           <w:ilvl w:val="0"/>
-          <w:numId w:val="1002"/>
+          <w:numId w:val="1004"/>
         </w:numPr>
       </w:pPr>
       <w:hyperlink r:id="rId21">
@@ -3261,7 +4267,7 @@
         <w:pStyle w:val="Compact"/>
         <w:numPr>
           <w:ilvl w:val="0"/>
-          <w:numId w:val="1002"/>
+          <w:numId w:val="1004"/>
         </w:numPr>
       </w:pPr>
       <w:hyperlink r:id="rId22">
@@ -3287,13 +4293,13 @@
       </w:r>
     </w:p>
     <w:bookmarkEnd w:id="23"/>
-    <w:bookmarkStart w:id="25" w:name="sources-verified-2026-05-29"/>
+    <w:bookmarkStart w:id="25" w:name="sources-verified-2026-06-13"/>
     <w:p>
       <w:pPr>
         <w:pStyle w:val="Heading2"/>
       </w:pPr>
       <w:r>
-        <w:t xml:space="preserve">Sources verified 2026-05-29</w:t>
+        <w:t xml:space="preserve">Sources verified 2026-06-13</w:t>
       </w:r>
     </w:p>
     <w:p>
@@ -3301,7 +4307,7 @@
         <w:pStyle w:val="Compact"/>
         <w:numPr>
           <w:ilvl w:val="0"/>
-          <w:numId w:val="1003"/>
+          <w:numId w:val="1005"/>
         </w:numPr>
       </w:pPr>
       <w:r>
@@ -3332,7 +4338,100 @@
         <w:t xml:space="preserve"> </w:t>
       </w:r>
       <w:r>
-        <w:t xml:space="preserve">(re-verified 2026-05-29 via WebFetch, OpenBSD ships the upstream tmux man page). Confirmed for the v1.0.17</w:t>
+        <w:t xml:space="preserve">(re-verified</w:t>
+      </w:r>
+      <w:r>
+        <w:t xml:space="preserve"> </w:t>
+      </w:r>
+      <w:r>
+        <w:t xml:space="preserve">2026-06-13 via WebFetch; OpenBSD ships the canonical upstream</w:t>
+      </w:r>
+      <w:r>
+        <w:t xml:space="preserve"> </w:t>
+      </w:r>
+      <w:r>
+        <w:rPr>
+          <w:rStyle w:val="VerbatimChar"/>
+        </w:rPr>
+        <w:t xml:space="preserve">tmux.1</w:t>
+      </w:r>
+      <w:r>
+        <w:t xml:space="preserve">).</w:t>
+      </w:r>
+      <w:r>
+        <w:t xml:space="preserve"> </w:t>
+      </w:r>
+      <w:r>
+        <w:t xml:space="preserve">Confirmed for the</w:t>
+      </w:r>
+      <w:r>
+        <w:t xml:space="preserve"> </w:t>
+      </w:r>
+      <w:r>
+        <w:rPr>
+          <w:rStyle w:val="VerbatimChar"/>
+        </w:rPr>
+        <w:t xml:space="preserve">mouse off</w:t>
+      </w:r>
+      <w:r>
+        <w:t xml:space="preserve"> </w:t>
+      </w:r>
+      <w:r>
+        <w:t xml:space="preserve">default architecture:</w:t>
+      </w:r>
+      <w:r>
+        <w:t xml:space="preserve"> </w:t>
+      </w:r>
+      <w:r>
+        <w:rPr>
+          <w:rStyle w:val="VerbatimChar"/>
+        </w:rPr>
+        <w:t xml:space="preserve">set-clipboard external</w:t>
+      </w:r>
+      <w:r>
+        <w:t xml:space="preserve"> </w:t>
+      </w:r>
+      <w:r>
+        <w:t xml:space="preserve">"will attempt to set the terminal clipboard but ignore attempts</w:t>
+      </w:r>
+      <w:r>
+        <w:t xml:space="preserve"> </w:t>
+      </w:r>
+      <w:r>
+        <w:t xml:space="preserve">by applications to set tmux buffers" (the OSC-52 copy-OUT path used by</w:t>
+      </w:r>
+      <w:r>
+        <w:t xml:space="preserve"> </w:t>
+      </w:r>
+      <w:r>
+        <w:rPr>
+          <w:rStyle w:val="VerbatimChar"/>
+        </w:rPr>
+        <w:t xml:space="preserve">@clip</w:t>
+      </w:r>
+      <w:r>
+        <w:t xml:space="preserve">); and a flag/choice option set with its value omitted toggles its</w:t>
+      </w:r>
+      <w:r>
+        <w:t xml:space="preserve"> </w:t>
+      </w:r>
+      <w:r>
+        <w:t xml:space="preserve">value (validates</w:t>
+      </w:r>
+      <w:r>
+        <w:t xml:space="preserve"> </w:t>
+      </w:r>
+      <w:r>
+        <w:rPr>
+          <w:rStyle w:val="VerbatimChar"/>
+        </w:rPr>
+        <w:t xml:space="preserve">bind m set -g mouse</w:t>
+      </w:r>
+      <w:r>
+        <w:t xml:space="preserve"> </w:t>
+      </w:r>
+      <w:r>
+        <w:t xml:space="preserve">as the</w:t>
       </w:r>
       <w:r>
         <w:t xml:space="preserve"> </w:t>
@@ -3347,70 +4446,34 @@
         <w:t xml:space="preserve"> </w:t>
       </w:r>
       <w:r>
-        <w:t xml:space="preserve">addition: modifier prefixes "Ctrl keys may be prefixed with</w:t>
-      </w:r>
-      <w:r>
-        <w:t xml:space="preserve"> </w:t>
-      </w:r>
-      <w:r>
-        <w:rPr>
-          <w:rStyle w:val="VerbatimChar"/>
-        </w:rPr>
-        <w:t xml:space="preserve">C-</w:t>
-      </w:r>
-      <w:r>
-        <w:t xml:space="preserve"> </w:t>
-      </w:r>
-      <w:r>
-        <w:t xml:space="preserve">or</w:t>
-      </w:r>
-      <w:r>
-        <w:t xml:space="preserve"> </w:t>
-      </w:r>
-      <w:r>
-        <w:rPr>
-          <w:rStyle w:val="VerbatimChar"/>
-        </w:rPr>
-        <w:t xml:space="preserve">^</w:t>
-      </w:r>
-      <w:r>
-        <w:t xml:space="preserve">, Shift keys with</w:t>
-      </w:r>
-      <w:r>
-        <w:t xml:space="preserve"> </w:t>
-      </w:r>
-      <w:r>
-        <w:rPr>
-          <w:rStyle w:val="VerbatimChar"/>
-        </w:rPr>
-        <w:t xml:space="preserve">S-</w:t>
-      </w:r>
-      <w:r>
-        <w:t xml:space="preserve"> </w:t>
-      </w:r>
-      <w:r>
-        <w:t xml:space="preserve">and Alt (meta) with</w:t>
-      </w:r>
-      <w:r>
-        <w:t xml:space="preserve"> </w:t>
-      </w:r>
-      <w:r>
-        <w:rPr>
-          <w:rStyle w:val="VerbatimChar"/>
-        </w:rPr>
-        <w:t xml:space="preserve">M-</w:t>
-      </w:r>
-      <w:r>
-        <w:t xml:space="preserve">" (validates</w:t>
-      </w:r>
-      <w:r>
-        <w:t xml:space="preserve"> </w:t>
-      </w:r>
-      <w:r>
-        <w:rPr>
-          <w:rStyle w:val="VerbatimChar"/>
-        </w:rPr>
-        <w:t xml:space="preserve">S-MouseDrag1Pane</w:t>
+        <w:t xml:space="preserve">toggle). The</w:t>
+      </w:r>
+      <w:r>
+        <w:t xml:space="preserve"> </w:t>
+      </w:r>
+      <w:r>
+        <w:t xml:space="preserve">claim that</w:t>
+      </w:r>
+      <w:r>
+        <w:t xml:space="preserve"> </w:t>
+      </w:r>
+      <w:r>
+        <w:rPr>
+          <w:rStyle w:val="VerbatimChar"/>
+        </w:rPr>
+        <w:t xml:space="preserve">mouse off</w:t>
+      </w:r>
+      <w:r>
+        <w:t xml:space="preserve"> </w:t>
+      </w:r>
+      <w:r>
+        <w:t xml:space="preserve">emits no mouse-tracking DECSET enables (</w:t>
+      </w:r>
+      <w:r>
+        <w:rPr>
+          <w:rStyle w:val="VerbatimChar"/>
+        </w:rPr>
+        <w:t xml:space="preserve">?1000h</w:t>
       </w:r>
       <w:r>
         <w:t xml:space="preserve"> </w:t>
@@ -3425,80 +4488,104 @@
         <w:rPr>
           <w:rStyle w:val="VerbatimChar"/>
         </w:rPr>
-        <w:t xml:space="preserve">M-MouseDrag1Pane</w:t>
-      </w:r>
-      <w:r>
-        <w:t xml:space="preserve">);</w:t>
-      </w:r>
-      <w:r>
-        <w:t xml:space="preserve"> </w:t>
-      </w:r>
-      <w:r>
-        <w:rPr>
-          <w:rStyle w:val="VerbatimChar"/>
-        </w:rPr>
-        <w:t xml:space="preserve">-M</w:t>
-      </w:r>
-      <w:r>
-        <w:t xml:space="preserve"> </w:t>
-      </w:r>
-      <w:r>
-        <w:t xml:space="preserve">"passes through a mouse event (only valid if bound to a mouse key binding, see MOUSE SUPPORT)"; flag/choice options "can be omitted … to toggle its value" (validates</w:t>
-      </w:r>
-      <w:r>
-        <w:t xml:space="preserve"> </w:t>
-      </w:r>
-      <w:r>
-        <w:rPr>
-          <w:rStyle w:val="VerbatimChar"/>
-        </w:rPr>
-        <w:t xml:space="preserve">set -g mouse</w:t>
-      </w:r>
-      <w:r>
-        <w:t xml:space="preserve"> </w:t>
-      </w:r>
-      <w:r>
-        <w:t xml:space="preserve">with no value as a toggle);</w:t>
-      </w:r>
-      <w:r>
-        <w:t xml:space="preserve"> </w:t>
-      </w:r>
-      <w:r>
-        <w:rPr>
-          <w:rStyle w:val="VerbatimChar"/>
-        </w:rPr>
-        <w:t xml:space="preserve">#{?condition,true,false}</w:t>
-      </w:r>
-      <w:r>
-        <w:t xml:space="preserve"> </w:t>
-      </w:r>
-      <w:r>
-        <w:t xml:space="preserve">is the standard FORMATS conditional used in the</w:t>
-      </w:r>
-      <w:r>
-        <w:t xml:space="preserve"> </w:t>
-      </w:r>
-      <w:r>
-        <w:rPr>
-          <w:rStyle w:val="VerbatimChar"/>
-        </w:rPr>
-        <w:t xml:space="preserve">display-message</w:t>
-      </w:r>
-      <w:r>
-        <w:t xml:space="preserve"> </w:t>
-      </w:r>
-      <w:r>
-        <w:t xml:space="preserve">status hint.</w:t>
+        <w:t xml:space="preserve">?1002h</w:t>
+      </w:r>
+      <w:r>
+        <w:t xml:space="preserve"> </w:t>
+      </w:r>
+      <w:r>
+        <w:t xml:space="preserve">/</w:t>
+      </w:r>
+      <w:r>
+        <w:t xml:space="preserve"> </w:t>
+      </w:r>
+      <w:r>
+        <w:rPr>
+          <w:rStyle w:val="VerbatimChar"/>
+        </w:rPr>
+        <w:t xml:space="preserve">?1006h</w:t>
+      </w:r>
+      <w:r>
+        <w:t xml:space="preserve">), so the emulator's native selection / right-click →</w:t>
+      </w:r>
+      <w:r>
+        <w:t xml:space="preserve"> </w:t>
+      </w:r>
+      <w:r>
+        <w:t xml:space="preserve">Copy / scroll is unobstructed, is proven at the wire level</w:t>
+      </w:r>
+      <w:r>
+        <w:t xml:space="preserve"> </w:t>
+      </w:r>
+      <w:r>
+        <w:rPr>
+          <w:b/>
+          <w:bCs/>
+        </w:rPr>
+        <w:t xml:space="preserve">in this</w:t>
+      </w:r>
+      <w:r>
+        <w:rPr>
+          <w:b/>
+          <w:bCs/>
+        </w:rPr>
+        <w:t xml:space="preserve"> </w:t>
+      </w:r>
+      <w:r>
+        <w:rPr>
+          <w:b/>
+          <w:bCs/>
+        </w:rPr>
+        <w:t xml:space="preserve">repo</w:t>
+      </w:r>
+      <w:r>
+        <w:t xml:space="preserve"> </w:t>
+      </w:r>
+      <w:r>
+        <w:t xml:space="preserve">by test 59 (</w:t>
+      </w:r>
+      <w:r>
+        <w:rPr>
+          <w:rStyle w:val="VerbatimChar"/>
+        </w:rPr>
+        <w:t xml:space="preserve">scripts/tests/59_*.sh</w:t>
+      </w:r>
+      <w:r>
+        <w:t xml:space="preserve">), which is the load-bearing</w:t>
+      </w:r>
+      <w:r>
+        <w:t xml:space="preserve"> </w:t>
+      </w:r>
+      <w:r>
+        <w:t xml:space="preserve">authority for the default-architecture claims above. The canonical</w:t>
+      </w:r>
+      <w:r>
+        <w:t xml:space="preserve"> </w:t>
+      </w:r>
+      <w:r>
+        <w:t xml:space="preserve">binding source is</w:t>
+      </w:r>
+      <w:r>
+        <w:t xml:space="preserve"> </w:t>
+      </w:r>
+      <w:r>
+        <w:rPr>
+          <w:rStyle w:val="VerbatimChar"/>
+        </w:rPr>
+        <w:t xml:space="preserve">scripts/tmux.conf.template</w:t>
+      </w:r>
+      <w:r>
+        <w:t xml:space="preserve">.</w:t>
       </w:r>
     </w:p>
     <w:bookmarkEnd w:id="25"/>
-    <w:bookmarkStart w:id="27" w:name="sources-verified-2026-05-28"/>
+    <w:bookmarkStart w:id="26" w:name="sources-verified-2026-05-29"/>
     <w:p>
       <w:pPr>
         <w:pStyle w:val="Heading2"/>
       </w:pPr>
       <w:r>
-        <w:t xml:space="preserve">Sources verified 2026-05-28</w:t>
+        <w:t xml:space="preserve">Sources verified 2026-05-29</w:t>
       </w:r>
     </w:p>
     <w:p>
@@ -3506,7 +4593,7 @@
         <w:pStyle w:val="Compact"/>
         <w:numPr>
           <w:ilvl w:val="0"/>
-          <w:numId w:val="1004"/>
+          <w:numId w:val="1006"/>
         </w:numPr>
       </w:pPr>
       <w:r>
@@ -3514,200 +4601,7 @@
           <w:b/>
           <w:bCs/>
         </w:rPr>
-        <w:t xml:space="preserve">tmux 3.6a man page</w:t>
-      </w:r>
-      <w:r>
-        <w:t xml:space="preserve"> </w:t>
-      </w:r>
-      <w:r>
-        <w:t xml:space="preserve">—</w:t>
-      </w:r>
-      <w:r>
-        <w:t xml:space="preserve"> </w:t>
-      </w:r>
-      <w:r>
-        <w:rPr>
-          <w:rStyle w:val="VerbatimChar"/>
-        </w:rPr>
-        <w:t xml:space="preserve">man tmux</w:t>
-      </w:r>
-      <w:r>
-        <w:t xml:space="preserve"> </w:t>
-      </w:r>
-      <w:r>
-        <w:t xml:space="preserve">on the host (Mistborn Darwin arm64, tmux 3.6a from</w:t>
-      </w:r>
-      <w:r>
-        <w:t xml:space="preserve"> </w:t>
-      </w:r>
-      <w:r>
-        <w:rPr>
-          <w:rStyle w:val="VerbatimChar"/>
-        </w:rPr>
-        <w:t xml:space="preserve">tmux/build-darwin/bin/tmux</w:t>
-      </w:r>
-      <w:r>
-        <w:t xml:space="preserve">). Confirmed:</w:t>
-      </w:r>
-      <w:r>
-        <w:t xml:space="preserve"> </w:t>
-      </w:r>
-      <w:r>
-        <w:rPr>
-          <w:rStyle w:val="VerbatimChar"/>
-        </w:rPr>
-        <w:t xml:space="preserve">S-</w:t>
-      </w:r>
-      <w:r>
-        <w:t xml:space="preserve"> </w:t>
-      </w:r>
-      <w:r>
-        <w:t xml:space="preserve">/</w:t>
-      </w:r>
-      <w:r>
-        <w:t xml:space="preserve"> </w:t>
-      </w:r>
-      <w:r>
-        <w:rPr>
-          <w:rStyle w:val="VerbatimChar"/>
-        </w:rPr>
-        <w:t xml:space="preserve">M-</w:t>
-      </w:r>
-      <w:r>
-        <w:t xml:space="preserve"> </w:t>
-      </w:r>
-      <w:r>
-        <w:t xml:space="preserve">modifier prefixes for keys including mouse events ("Ctrl keys may be prefixed with</w:t>
-      </w:r>
-      <w:r>
-        <w:t xml:space="preserve"> </w:t>
-      </w:r>
-      <w:r>
-        <w:rPr>
-          <w:rStyle w:val="VerbatimChar"/>
-        </w:rPr>
-        <w:t xml:space="preserve">C-</w:t>
-      </w:r>
-      <w:r>
-        <w:t xml:space="preserve"> </w:t>
-      </w:r>
-      <w:r>
-        <w:t xml:space="preserve">or</w:t>
-      </w:r>
-      <w:r>
-        <w:t xml:space="preserve"> </w:t>
-      </w:r>
-      <w:r>
-        <w:rPr>
-          <w:rStyle w:val="VerbatimChar"/>
-        </w:rPr>
-        <w:t xml:space="preserve">^</w:t>
-      </w:r>
-      <w:r>
-        <w:t xml:space="preserve">, Shift keys with</w:t>
-      </w:r>
-      <w:r>
-        <w:t xml:space="preserve"> </w:t>
-      </w:r>
-      <w:r>
-        <w:rPr>
-          <w:rStyle w:val="VerbatimChar"/>
-        </w:rPr>
-        <w:t xml:space="preserve">S-</w:t>
-      </w:r>
-      <w:r>
-        <w:t xml:space="preserve"> </w:t>
-      </w:r>
-      <w:r>
-        <w:t xml:space="preserve">and Alt (meta) with</w:t>
-      </w:r>
-      <w:r>
-        <w:t xml:space="preserve"> </w:t>
-      </w:r>
-      <w:r>
-        <w:rPr>
-          <w:rStyle w:val="VerbatimChar"/>
-        </w:rPr>
-        <w:t xml:space="preserve">M-</w:t>
-      </w:r>
-      <w:r>
-        <w:t xml:space="preserve">");</w:t>
-      </w:r>
-      <w:r>
-        <w:t xml:space="preserve"> </w:t>
-      </w:r>
-      <w:r>
-        <w:rPr>
-          <w:rStyle w:val="VerbatimChar"/>
-        </w:rPr>
-        <w:t xml:space="preserve">MouseDrag1</w:t>
-      </w:r>
-      <w:r>
-        <w:t xml:space="preserve"> </w:t>
-      </w:r>
-      <w:r>
-        <w:t xml:space="preserve">/</w:t>
-      </w:r>
-      <w:r>
-        <w:t xml:space="preserve"> </w:t>
-      </w:r>
-      <w:r>
-        <w:rPr>
-          <w:rStyle w:val="VerbatimChar"/>
-        </w:rPr>
-        <w:t xml:space="preserve">MouseDragEnd1</w:t>
-      </w:r>
-      <w:r>
-        <w:t xml:space="preserve"> </w:t>
-      </w:r>
-      <w:r>
-        <w:t xml:space="preserve">events listed in MOUSE SUPPORT;</w:t>
-      </w:r>
-      <w:r>
-        <w:t xml:space="preserve"> </w:t>
-      </w:r>
-      <w:r>
-        <w:rPr>
-          <w:rStyle w:val="VerbatimChar"/>
-        </w:rPr>
-        <w:t xml:space="preserve">paste-buffer -p</w:t>
-      </w:r>
-      <w:r>
-        <w:t xml:space="preserve"> </w:t>
-      </w:r>
-      <w:r>
-        <w:t xml:space="preserve">documented as "paste bracket control codes are inserted around the buffer if the application has requested bracketed paste mode"; user options prefixed with</w:t>
-      </w:r>
-      <w:r>
-        <w:t xml:space="preserve"> </w:t>
-      </w:r>
-      <w:r>
-        <w:rPr>
-          <w:rStyle w:val="VerbatimChar"/>
-        </w:rPr>
-        <w:t xml:space="preserve">@</w:t>
-      </w:r>
-      <w:r>
-        <w:t xml:space="preserve"> </w:t>
-      </w:r>
-      <w:r>
-        <w:t xml:space="preserve">are arbitrary and string-typed.</w:t>
-      </w:r>
-    </w:p>
-    <w:p>
-      <w:pPr>
-        <w:pStyle w:val="Compact"/>
-        <w:numPr>
-          <w:ilvl w:val="0"/>
-          <w:numId w:val="1004"/>
-        </w:numPr>
-      </w:pPr>
-      <w:r>
-        <w:rPr>
-          <w:b/>
-          <w:bCs/>
-        </w:rPr>
-        <w:t xml:space="preserve">tmux upstream man page mirror</w:t>
+        <w:t xml:space="preserve">tmux upstream man page</w:t>
       </w:r>
       <w:r>
         <w:t xml:space="preserve"> </w:t>
@@ -3730,7 +4624,173 @@
         <w:t xml:space="preserve"> </w:t>
       </w:r>
       <w:r>
-        <w:t xml:space="preserve">(verified 2026-05-28; OpenBSD ships the upstream tmux man page).</w:t>
+        <w:t xml:space="preserve">(re-verified 2026-05-29 via WebFetch, OpenBSD ships the upstream tmux man page). Confirmed for the v1.0.17</w:t>
+      </w:r>
+      <w:r>
+        <w:t xml:space="preserve"> </w:t>
+      </w:r>
+      <w:r>
+        <w:rPr>
+          <w:rStyle w:val="VerbatimChar"/>
+        </w:rPr>
+        <w:t xml:space="preserve">prefix m</w:t>
+      </w:r>
+      <w:r>
+        <w:t xml:space="preserve"> </w:t>
+      </w:r>
+      <w:r>
+        <w:t xml:space="preserve">addition: modifier prefixes "Ctrl keys may be prefixed with</w:t>
+      </w:r>
+      <w:r>
+        <w:t xml:space="preserve"> </w:t>
+      </w:r>
+      <w:r>
+        <w:rPr>
+          <w:rStyle w:val="VerbatimChar"/>
+        </w:rPr>
+        <w:t xml:space="preserve">C-</w:t>
+      </w:r>
+      <w:r>
+        <w:t xml:space="preserve"> </w:t>
+      </w:r>
+      <w:r>
+        <w:t xml:space="preserve">or</w:t>
+      </w:r>
+      <w:r>
+        <w:t xml:space="preserve"> </w:t>
+      </w:r>
+      <w:r>
+        <w:rPr>
+          <w:rStyle w:val="VerbatimChar"/>
+        </w:rPr>
+        <w:t xml:space="preserve">^</w:t>
+      </w:r>
+      <w:r>
+        <w:t xml:space="preserve">, Shift keys with</w:t>
+      </w:r>
+      <w:r>
+        <w:t xml:space="preserve"> </w:t>
+      </w:r>
+      <w:r>
+        <w:rPr>
+          <w:rStyle w:val="VerbatimChar"/>
+        </w:rPr>
+        <w:t xml:space="preserve">S-</w:t>
+      </w:r>
+      <w:r>
+        <w:t xml:space="preserve"> </w:t>
+      </w:r>
+      <w:r>
+        <w:t xml:space="preserve">and Alt (meta) with</w:t>
+      </w:r>
+      <w:r>
+        <w:t xml:space="preserve"> </w:t>
+      </w:r>
+      <w:r>
+        <w:rPr>
+          <w:rStyle w:val="VerbatimChar"/>
+        </w:rPr>
+        <w:t xml:space="preserve">M-</w:t>
+      </w:r>
+      <w:r>
+        <w:t xml:space="preserve">" (validates</w:t>
+      </w:r>
+      <w:r>
+        <w:t xml:space="preserve"> </w:t>
+      </w:r>
+      <w:r>
+        <w:rPr>
+          <w:rStyle w:val="VerbatimChar"/>
+        </w:rPr>
+        <w:t xml:space="preserve">S-MouseDrag1Pane</w:t>
+      </w:r>
+      <w:r>
+        <w:t xml:space="preserve"> </w:t>
+      </w:r>
+      <w:r>
+        <w:t xml:space="preserve">/</w:t>
+      </w:r>
+      <w:r>
+        <w:t xml:space="preserve"> </w:t>
+      </w:r>
+      <w:r>
+        <w:rPr>
+          <w:rStyle w:val="VerbatimChar"/>
+        </w:rPr>
+        <w:t xml:space="preserve">M-MouseDrag1Pane</w:t>
+      </w:r>
+      <w:r>
+        <w:t xml:space="preserve">);</w:t>
+      </w:r>
+      <w:r>
+        <w:t xml:space="preserve"> </w:t>
+      </w:r>
+      <w:r>
+        <w:rPr>
+          <w:rStyle w:val="VerbatimChar"/>
+        </w:rPr>
+        <w:t xml:space="preserve">-M</w:t>
+      </w:r>
+      <w:r>
+        <w:t xml:space="preserve"> </w:t>
+      </w:r>
+      <w:r>
+        <w:t xml:space="preserve">"passes through a mouse event (only valid if bound to a mouse key binding, see MOUSE SUPPORT)"; flag/choice options "can be omitted … to toggle its value" (validates</w:t>
+      </w:r>
+      <w:r>
+        <w:t xml:space="preserve"> </w:t>
+      </w:r>
+      <w:r>
+        <w:rPr>
+          <w:rStyle w:val="VerbatimChar"/>
+        </w:rPr>
+        <w:t xml:space="preserve">set -g mouse</w:t>
+      </w:r>
+      <w:r>
+        <w:t xml:space="preserve"> </w:t>
+      </w:r>
+      <w:r>
+        <w:t xml:space="preserve">with no value as a toggle);</w:t>
+      </w:r>
+      <w:r>
+        <w:t xml:space="preserve"> </w:t>
+      </w:r>
+      <w:r>
+        <w:rPr>
+          <w:rStyle w:val="VerbatimChar"/>
+        </w:rPr>
+        <w:t xml:space="preserve">#{?condition,true,false}</w:t>
+      </w:r>
+      <w:r>
+        <w:t xml:space="preserve"> </w:t>
+      </w:r>
+      <w:r>
+        <w:t xml:space="preserve">is the standard FORMATS conditional used in the</w:t>
+      </w:r>
+      <w:r>
+        <w:t xml:space="preserve"> </w:t>
+      </w:r>
+      <w:r>
+        <w:rPr>
+          <w:rStyle w:val="VerbatimChar"/>
+        </w:rPr>
+        <w:t xml:space="preserve">display-message</w:t>
+      </w:r>
+      <w:r>
+        <w:t xml:space="preserve"> </w:t>
+      </w:r>
+      <w:r>
+        <w:t xml:space="preserve">status hint.</w:t>
+      </w:r>
+    </w:p>
+    <w:bookmarkEnd w:id="26"/>
+    <w:bookmarkStart w:id="28" w:name="sources-verified-2026-05-28"/>
+    <w:p>
+      <w:pPr>
+        <w:pStyle w:val="Heading2"/>
+      </w:pPr>
+      <w:r>
+        <w:t xml:space="preserve">Sources verified 2026-05-28</w:t>
       </w:r>
     </w:p>
     <w:p>
@@ -3738,7 +4798,7 @@
         <w:pStyle w:val="Compact"/>
         <w:numPr>
           <w:ilvl w:val="0"/>
-          <w:numId w:val="1004"/>
+          <w:numId w:val="1007"/>
         </w:numPr>
       </w:pPr>
       <w:r>
@@ -3746,6 +4806,238 @@
           <w:b/>
           <w:bCs/>
         </w:rPr>
+        <w:t xml:space="preserve">tmux 3.6a man page</w:t>
+      </w:r>
+      <w:r>
+        <w:t xml:space="preserve"> </w:t>
+      </w:r>
+      <w:r>
+        <w:t xml:space="preserve">—</w:t>
+      </w:r>
+      <w:r>
+        <w:t xml:space="preserve"> </w:t>
+      </w:r>
+      <w:r>
+        <w:rPr>
+          <w:rStyle w:val="VerbatimChar"/>
+        </w:rPr>
+        <w:t xml:space="preserve">man tmux</w:t>
+      </w:r>
+      <w:r>
+        <w:t xml:space="preserve"> </w:t>
+      </w:r>
+      <w:r>
+        <w:t xml:space="preserve">on the host (Mistborn Darwin arm64, tmux 3.6a from</w:t>
+      </w:r>
+      <w:r>
+        <w:t xml:space="preserve"> </w:t>
+      </w:r>
+      <w:r>
+        <w:rPr>
+          <w:rStyle w:val="VerbatimChar"/>
+        </w:rPr>
+        <w:t xml:space="preserve">tmux/build-darwin/bin/tmux</w:t>
+      </w:r>
+      <w:r>
+        <w:t xml:space="preserve">). Confirmed:</w:t>
+      </w:r>
+      <w:r>
+        <w:t xml:space="preserve"> </w:t>
+      </w:r>
+      <w:r>
+        <w:rPr>
+          <w:rStyle w:val="VerbatimChar"/>
+        </w:rPr>
+        <w:t xml:space="preserve">S-</w:t>
+      </w:r>
+      <w:r>
+        <w:t xml:space="preserve"> </w:t>
+      </w:r>
+      <w:r>
+        <w:t xml:space="preserve">/</w:t>
+      </w:r>
+      <w:r>
+        <w:t xml:space="preserve"> </w:t>
+      </w:r>
+      <w:r>
+        <w:rPr>
+          <w:rStyle w:val="VerbatimChar"/>
+        </w:rPr>
+        <w:t xml:space="preserve">M-</w:t>
+      </w:r>
+      <w:r>
+        <w:t xml:space="preserve"> </w:t>
+      </w:r>
+      <w:r>
+        <w:t xml:space="preserve">modifier prefixes for keys including mouse events ("Ctrl keys may be prefixed with</w:t>
+      </w:r>
+      <w:r>
+        <w:t xml:space="preserve"> </w:t>
+      </w:r>
+      <w:r>
+        <w:rPr>
+          <w:rStyle w:val="VerbatimChar"/>
+        </w:rPr>
+        <w:t xml:space="preserve">C-</w:t>
+      </w:r>
+      <w:r>
+        <w:t xml:space="preserve"> </w:t>
+      </w:r>
+      <w:r>
+        <w:t xml:space="preserve">or</w:t>
+      </w:r>
+      <w:r>
+        <w:t xml:space="preserve"> </w:t>
+      </w:r>
+      <w:r>
+        <w:rPr>
+          <w:rStyle w:val="VerbatimChar"/>
+        </w:rPr>
+        <w:t xml:space="preserve">^</w:t>
+      </w:r>
+      <w:r>
+        <w:t xml:space="preserve">, Shift keys with</w:t>
+      </w:r>
+      <w:r>
+        <w:t xml:space="preserve"> </w:t>
+      </w:r>
+      <w:r>
+        <w:rPr>
+          <w:rStyle w:val="VerbatimChar"/>
+        </w:rPr>
+        <w:t xml:space="preserve">S-</w:t>
+      </w:r>
+      <w:r>
+        <w:t xml:space="preserve"> </w:t>
+      </w:r>
+      <w:r>
+        <w:t xml:space="preserve">and Alt (meta) with</w:t>
+      </w:r>
+      <w:r>
+        <w:t xml:space="preserve"> </w:t>
+      </w:r>
+      <w:r>
+        <w:rPr>
+          <w:rStyle w:val="VerbatimChar"/>
+        </w:rPr>
+        <w:t xml:space="preserve">M-</w:t>
+      </w:r>
+      <w:r>
+        <w:t xml:space="preserve">");</w:t>
+      </w:r>
+      <w:r>
+        <w:t xml:space="preserve"> </w:t>
+      </w:r>
+      <w:r>
+        <w:rPr>
+          <w:rStyle w:val="VerbatimChar"/>
+        </w:rPr>
+        <w:t xml:space="preserve">MouseDrag1</w:t>
+      </w:r>
+      <w:r>
+        <w:t xml:space="preserve"> </w:t>
+      </w:r>
+      <w:r>
+        <w:t xml:space="preserve">/</w:t>
+      </w:r>
+      <w:r>
+        <w:t xml:space="preserve"> </w:t>
+      </w:r>
+      <w:r>
+        <w:rPr>
+          <w:rStyle w:val="VerbatimChar"/>
+        </w:rPr>
+        <w:t xml:space="preserve">MouseDragEnd1</w:t>
+      </w:r>
+      <w:r>
+        <w:t xml:space="preserve"> </w:t>
+      </w:r>
+      <w:r>
+        <w:t xml:space="preserve">events listed in MOUSE SUPPORT;</w:t>
+      </w:r>
+      <w:r>
+        <w:t xml:space="preserve"> </w:t>
+      </w:r>
+      <w:r>
+        <w:rPr>
+          <w:rStyle w:val="VerbatimChar"/>
+        </w:rPr>
+        <w:t xml:space="preserve">paste-buffer -p</w:t>
+      </w:r>
+      <w:r>
+        <w:t xml:space="preserve"> </w:t>
+      </w:r>
+      <w:r>
+        <w:t xml:space="preserve">documented as "paste bracket control codes are inserted around the buffer if the application has requested bracketed paste mode"; user options prefixed with</w:t>
+      </w:r>
+      <w:r>
+        <w:t xml:space="preserve"> </w:t>
+      </w:r>
+      <w:r>
+        <w:rPr>
+          <w:rStyle w:val="VerbatimChar"/>
+        </w:rPr>
+        <w:t xml:space="preserve">@</w:t>
+      </w:r>
+      <w:r>
+        <w:t xml:space="preserve"> </w:t>
+      </w:r>
+      <w:r>
+        <w:t xml:space="preserve">are arbitrary and string-typed.</w:t>
+      </w:r>
+    </w:p>
+    <w:p>
+      <w:pPr>
+        <w:pStyle w:val="Compact"/>
+        <w:numPr>
+          <w:ilvl w:val="0"/>
+          <w:numId w:val="1007"/>
+        </w:numPr>
+      </w:pPr>
+      <w:r>
+        <w:rPr>
+          <w:b/>
+          <w:bCs/>
+        </w:rPr>
+        <w:t xml:space="preserve">tmux upstream man page mirror</w:t>
+      </w:r>
+      <w:r>
+        <w:t xml:space="preserve"> </w:t>
+      </w:r>
+      <w:r>
+        <w:t xml:space="preserve">—</w:t>
+      </w:r>
+      <w:r>
+        <w:t xml:space="preserve"> </w:t>
+      </w:r>
+      <w:hyperlink r:id="rId24">
+        <w:r>
+          <w:rPr>
+            <w:rStyle w:val="Hyperlink"/>
+          </w:rPr>
+          <w:t xml:space="preserve">https://man.openbsd.org/tmux.1</w:t>
+        </w:r>
+      </w:hyperlink>
+      <w:r>
+        <w:t xml:space="preserve"> </w:t>
+      </w:r>
+      <w:r>
+        <w:t xml:space="preserve">(verified 2026-05-28; OpenBSD ships the upstream tmux man page).</w:t>
+      </w:r>
+    </w:p>
+    <w:p>
+      <w:pPr>
+        <w:pStyle w:val="Compact"/>
+        <w:numPr>
+          <w:ilvl w:val="0"/>
+          <w:numId w:val="1007"/>
+        </w:numPr>
+      </w:pPr>
+      <w:r>
+        <w:rPr>
+          <w:b/>
+          <w:bCs/>
+        </w:rPr>
         <w:t xml:space="preserve">Anthropic Claude Code documentation</w:t>
       </w:r>
       <w:r>
@@ -3757,7 +5049,7 @@
       <w:r>
         <w:t xml:space="preserve"> </w:t>
       </w:r>
-      <w:hyperlink r:id="rId26">
+      <w:hyperlink r:id="rId27">
         <w:r>
           <w:rPr>
             <w:rStyle w:val="Hyperlink"/>
@@ -3804,7 +5096,7 @@
         <w:pStyle w:val="Compact"/>
         <w:numPr>
           <w:ilvl w:val="0"/>
-          <w:numId w:val="1004"/>
+          <w:numId w:val="1007"/>
         </w:numPr>
       </w:pPr>
       <w:r>
@@ -3836,8 +5128,8 @@
         <w:t xml:space="preserve">(this repo) substitutes for Claude Code in CI to avoid §11.4.98 OAuth/interactive flake while still exercising the exact alt-screen + mouse-tracking surface.</w:t>
       </w:r>
     </w:p>
-    <w:bookmarkEnd w:id="27"/>
     <w:bookmarkEnd w:id="28"/>
+    <w:bookmarkEnd w:id="29"/>
     <w:sectPr>
       <w:footnotePr>
         <w:numRestart w:val="eachSect"/>
@@ -4064,6 +5356,15 @@
     <w:abstractNumId w:val="991"/>
   </w:num>
   <w:num w:numId="1004">
+    <w:abstractNumId w:val="991"/>
+  </w:num>
+  <w:num w:numId="1005">
+    <w:abstractNumId w:val="991"/>
+  </w:num>
+  <w:num w:numId="1006">
+    <w:abstractNumId w:val="991"/>
+  </w:num>
+  <w:num w:numId="1007">
     <w:abstractNumId w:val="991"/>
   </w:num>
 </w:numbering>
